--- a/templates/CMIS/KyQuy-HoanTra.docx
+++ b/templates/CMIS/KyQuy-HoanTra.docx
@@ -20,6 +20,7 @@
           <w:p>
             <w:pPr>
               <w:spacing w:after="0" w:line="240" w:lineRule="auto"/>
+              <w:jc w:val="center"/>
               <w:rPr>
                 <w:rFonts w:ascii="Times New Roman" w:eastAsia="Times New Roman" w:hAnsi="Times New Roman"/>
                 <w:color w:val="000000"/>
@@ -37,21 +38,20 @@
             </w:r>
             <w:r>
               <w:rPr>
-                <w:rFonts w:ascii="Times New Roman" w:eastAsia="Times New Roman" w:hAnsi="Times New Roman"/>
-                <w:color w:val="000000"/>
-                <w:sz w:val="26"/>
-                <w:szCs w:val="26"/>
-              </w:rPr>
-              <w:t>ĐỘI QUẢN LÝ ĐIỆN XUÂN LỘC</w:t>
+                <w:rFonts w:ascii="Times New Roman" w:hAnsi="Times New Roman"/>
+                <w:sz w:val="26"/>
+                <w:szCs w:val="26"/>
+              </w:rPr>
+              <w:t>ĐIỆN LỰC</w:t>
             </w:r>
             <w:r>
               <w:rPr>
                 <w:rFonts w:ascii="Times New Roman" w:eastAsia="Times New Roman" w:hAnsi="Times New Roman"/>
                 <w:color w:val="000000"/>
-                <w:sz w:val="24"/>
-                <w:szCs w:val="24"/>
-              </w:rPr>
-              <w:t xml:space="preserve"> </w:t>
+                <w:sz w:val="26"/>
+                <w:szCs w:val="26"/>
+              </w:rPr>
+              <w:t xml:space="preserve"> XUÂN LỘC</w:t>
             </w:r>
           </w:p>
         </w:tc>
@@ -134,6 +134,7 @@
                 <w:lang w:val="en-US"/>
               </w:rPr>
             </w:pPr>
+            <w:proofErr w:type="spellStart"/>
             <w:r>
               <w:rPr>
                 <w:rFonts w:ascii="Times New Roman" w:eastAsia="Times New Roman" w:hAnsi="Times New Roman"/>
@@ -143,7 +144,91 @@
                 <w:szCs w:val="26"/>
                 <w:lang w:val="en-US"/>
               </w:rPr>
-              <w:t>Độc Lập - Tự Do - Hạnh Phúc</w:t>
+              <w:t>Độc</w:t>
+            </w:r>
+            <w:proofErr w:type="spellEnd"/>
+            <w:r>
+              <w:rPr>
+                <w:rFonts w:ascii="Times New Roman" w:eastAsia="Times New Roman" w:hAnsi="Times New Roman"/>
+                <w:b/>
+                <w:color w:val="000000"/>
+                <w:sz w:val="26"/>
+                <w:szCs w:val="26"/>
+                <w:lang w:val="en-US"/>
+              </w:rPr>
+              <w:t xml:space="preserve"> </w:t>
+            </w:r>
+            <w:proofErr w:type="spellStart"/>
+            <w:r>
+              <w:rPr>
+                <w:rFonts w:ascii="Times New Roman" w:eastAsia="Times New Roman" w:hAnsi="Times New Roman"/>
+                <w:b/>
+                <w:color w:val="000000"/>
+                <w:sz w:val="26"/>
+                <w:szCs w:val="26"/>
+                <w:lang w:val="en-US"/>
+              </w:rPr>
+              <w:t>Lập</w:t>
+            </w:r>
+            <w:proofErr w:type="spellEnd"/>
+            <w:r>
+              <w:rPr>
+                <w:rFonts w:ascii="Times New Roman" w:eastAsia="Times New Roman" w:hAnsi="Times New Roman"/>
+                <w:b/>
+                <w:color w:val="000000"/>
+                <w:sz w:val="26"/>
+                <w:szCs w:val="26"/>
+                <w:lang w:val="en-US"/>
+              </w:rPr>
+              <w:t xml:space="preserve"> - </w:t>
+            </w:r>
+            <w:proofErr w:type="spellStart"/>
+            <w:r>
+              <w:rPr>
+                <w:rFonts w:ascii="Times New Roman" w:eastAsia="Times New Roman" w:hAnsi="Times New Roman"/>
+                <w:b/>
+                <w:color w:val="000000"/>
+                <w:sz w:val="26"/>
+                <w:szCs w:val="26"/>
+                <w:lang w:val="en-US"/>
+              </w:rPr>
+              <w:t>Tự</w:t>
+            </w:r>
+            <w:proofErr w:type="spellEnd"/>
+            <w:r>
+              <w:rPr>
+                <w:rFonts w:ascii="Times New Roman" w:eastAsia="Times New Roman" w:hAnsi="Times New Roman"/>
+                <w:b/>
+                <w:color w:val="000000"/>
+                <w:sz w:val="26"/>
+                <w:szCs w:val="26"/>
+                <w:lang w:val="en-US"/>
+              </w:rPr>
+              <w:t xml:space="preserve"> Do - </w:t>
+            </w:r>
+            <w:proofErr w:type="spellStart"/>
+            <w:r>
+              <w:rPr>
+                <w:rFonts w:ascii="Times New Roman" w:eastAsia="Times New Roman" w:hAnsi="Times New Roman"/>
+                <w:b/>
+                <w:color w:val="000000"/>
+                <w:sz w:val="26"/>
+                <w:szCs w:val="26"/>
+                <w:lang w:val="en-US"/>
+              </w:rPr>
+              <w:t>Hạnh</w:t>
+            </w:r>
+            <w:proofErr w:type="spellEnd"/>
+            <w:r>
+              <w:rPr>
+                <w:rFonts w:ascii="Times New Roman" w:eastAsia="Times New Roman" w:hAnsi="Times New Roman"/>
+                <w:b/>
+                <w:color w:val="000000"/>
+                <w:sz w:val="26"/>
+                <w:szCs w:val="26"/>
+                <w:lang w:val="en-US"/>
+              </w:rPr>
+              <w:t xml:space="preserve"> Phúc</w:t>
             </w:r>
           </w:p>
         </w:tc>
@@ -261,7 +346,7 @@
     </w:tbl>
     <w:p>
       <w:pPr>
-        <w:spacing w:before="120" w:after="0" w:line="240" w:lineRule="auto"/>
+        <w:spacing w:after="0" w:line="240" w:lineRule="auto"/>
         <w:jc w:val="center"/>
         <w:rPr>
           <w:rFonts w:ascii="Times New Roman" w:eastAsia="Times New Roman" w:hAnsi="Times New Roman"/>
@@ -303,7 +388,299 @@
           <w:szCs w:val="32"/>
           <w:lang w:val="en-US"/>
         </w:rPr>
-        <w:t xml:space="preserve"> NGHỊ HOÀN TRẢ</w:t>
+        <w:t xml:space="preserve"> NGHỊ </w:t>
+      </w:r>
+    </w:p>
+    <w:p>
+      <w:pPr>
+        <w:spacing w:after="0" w:line="240" w:lineRule="auto"/>
+        <w:jc w:val="center"/>
+        <w:rPr>
+          <w:rFonts w:ascii="Times New Roman" w:eastAsia="Times New Roman" w:hAnsi="Times New Roman"/>
+          <w:b/>
+          <w:color w:val="000000"/>
+          <w:sz w:val="28"/>
+          <w:szCs w:val="28"/>
+          <w:lang w:val="en-US"/>
+        </w:rPr>
+      </w:pPr>
+      <w:r>
+        <w:rPr>
+          <w:rFonts w:ascii="Times New Roman" w:eastAsia="Times New Roman" w:hAnsi="Times New Roman"/>
+          <w:b/>
+          <w:color w:val="000000"/>
+          <w:sz w:val="32"/>
+          <w:szCs w:val="32"/>
+          <w:lang w:val="en-US"/>
+        </w:rPr>
+        <w:t>H</w:t>
+      </w:r>
+      <w:r>
+        <w:rPr>
+          <w:rFonts w:ascii="Times New Roman" w:eastAsia="Times New Roman" w:hAnsi="Times New Roman"/>
+          <w:b/>
+          <w:color w:val="000000"/>
+          <w:sz w:val="32"/>
+          <w:szCs w:val="32"/>
+          <w:lang w:val="en-US"/>
+        </w:rPr>
+        <w:t xml:space="preserve">oàn </w:t>
+      </w:r>
+      <w:proofErr w:type="spellStart"/>
+      <w:r>
+        <w:rPr>
+          <w:rFonts w:ascii="Times New Roman" w:eastAsia="Times New Roman" w:hAnsi="Times New Roman"/>
+          <w:b/>
+          <w:color w:val="000000"/>
+          <w:sz w:val="32"/>
+          <w:szCs w:val="32"/>
+          <w:lang w:val="en-US"/>
+        </w:rPr>
+        <w:t>trả</w:t>
+      </w:r>
+      <w:proofErr w:type="spellEnd"/>
+      <w:r>
+        <w:rPr>
+          <w:rFonts w:ascii="Times New Roman" w:eastAsia="Times New Roman" w:hAnsi="Times New Roman"/>
+          <w:b/>
+          <w:color w:val="000000"/>
+          <w:sz w:val="32"/>
+          <w:szCs w:val="32"/>
+          <w:lang w:val="en-US"/>
+        </w:rPr>
+        <w:t xml:space="preserve"> </w:t>
+      </w:r>
+      <w:proofErr w:type="spellStart"/>
+      <w:r>
+        <w:rPr>
+          <w:rFonts w:ascii="Times New Roman" w:eastAsia="Times New Roman" w:hAnsi="Times New Roman"/>
+          <w:b/>
+          <w:color w:val="000000"/>
+          <w:sz w:val="28"/>
+          <w:szCs w:val="28"/>
+          <w:lang w:val="en-US"/>
+        </w:rPr>
+        <w:t>tiền</w:t>
+      </w:r>
+      <w:proofErr w:type="spellEnd"/>
+      <w:r>
+        <w:rPr>
+          <w:rFonts w:ascii="Times New Roman" w:eastAsia="Times New Roman" w:hAnsi="Times New Roman"/>
+          <w:b/>
+          <w:color w:val="000000"/>
+          <w:sz w:val="32"/>
+          <w:szCs w:val="32"/>
+          <w:lang w:val="en-US"/>
+        </w:rPr>
+        <w:t xml:space="preserve"> </w:t>
+      </w:r>
+      <w:proofErr w:type="spellStart"/>
+      <w:r>
+        <w:rPr>
+          <w:rFonts w:ascii="Times New Roman" w:eastAsia="Times New Roman" w:hAnsi="Times New Roman"/>
+          <w:b/>
+          <w:color w:val="000000"/>
+          <w:sz w:val="28"/>
+          <w:szCs w:val="28"/>
+          <w:lang w:val="en-US"/>
+        </w:rPr>
+        <w:t>đặt</w:t>
+      </w:r>
+      <w:proofErr w:type="spellEnd"/>
+      <w:r>
+        <w:rPr>
+          <w:rFonts w:ascii="Times New Roman" w:eastAsia="Times New Roman" w:hAnsi="Times New Roman"/>
+          <w:b/>
+          <w:color w:val="000000"/>
+          <w:sz w:val="28"/>
+          <w:szCs w:val="28"/>
+          <w:lang w:val="en-US"/>
+        </w:rPr>
+        <w:t xml:space="preserve"> </w:t>
+      </w:r>
+      <w:proofErr w:type="spellStart"/>
+      <w:r>
+        <w:rPr>
+          <w:rFonts w:ascii="Times New Roman" w:eastAsia="Times New Roman" w:hAnsi="Times New Roman"/>
+          <w:b/>
+          <w:color w:val="000000"/>
+          <w:sz w:val="28"/>
+          <w:szCs w:val="28"/>
+          <w:lang w:val="en-US"/>
+        </w:rPr>
+        <w:t>cọc</w:t>
+      </w:r>
+      <w:proofErr w:type="spellEnd"/>
+      <w:r>
+        <w:rPr>
+          <w:rFonts w:ascii="Times New Roman" w:eastAsia="Times New Roman" w:hAnsi="Times New Roman"/>
+          <w:b/>
+          <w:color w:val="000000"/>
+          <w:sz w:val="28"/>
+          <w:szCs w:val="28"/>
+          <w:lang w:val="en-US"/>
+        </w:rPr>
+        <w:t xml:space="preserve"> </w:t>
+      </w:r>
+      <w:proofErr w:type="spellStart"/>
+      <w:r>
+        <w:rPr>
+          <w:rFonts w:ascii="Times New Roman" w:eastAsia="Times New Roman" w:hAnsi="Times New Roman"/>
+          <w:b/>
+          <w:color w:val="000000"/>
+          <w:sz w:val="28"/>
+          <w:szCs w:val="28"/>
+          <w:lang w:val="en-US"/>
+        </w:rPr>
+        <w:t>của</w:t>
+      </w:r>
+      <w:proofErr w:type="spellEnd"/>
+      <w:r>
+        <w:rPr>
+          <w:rFonts w:ascii="Times New Roman" w:eastAsia="Times New Roman" w:hAnsi="Times New Roman"/>
+          <w:b/>
+          <w:color w:val="000000"/>
+          <w:sz w:val="28"/>
+          <w:szCs w:val="28"/>
+          <w:lang w:val="en-US"/>
+        </w:rPr>
+        <w:t xml:space="preserve"> </w:t>
+      </w:r>
+      <w:proofErr w:type="spellStart"/>
+      <w:r>
+        <w:rPr>
+          <w:rFonts w:ascii="Times New Roman" w:eastAsia="Times New Roman" w:hAnsi="Times New Roman"/>
+          <w:b/>
+          <w:color w:val="000000"/>
+          <w:sz w:val="28"/>
+          <w:szCs w:val="28"/>
+          <w:lang w:val="en-US"/>
+        </w:rPr>
+        <w:t>hợp</w:t>
+      </w:r>
+      <w:proofErr w:type="spellEnd"/>
+      <w:r>
+        <w:rPr>
+          <w:rFonts w:ascii="Times New Roman" w:eastAsia="Times New Roman" w:hAnsi="Times New Roman"/>
+          <w:b/>
+          <w:color w:val="000000"/>
+          <w:sz w:val="28"/>
+          <w:szCs w:val="28"/>
+          <w:lang w:val="en-US"/>
+        </w:rPr>
+        <w:t xml:space="preserve"> </w:t>
+      </w:r>
+      <w:proofErr w:type="spellStart"/>
+      <w:r>
+        <w:rPr>
+          <w:rFonts w:ascii="Times New Roman" w:eastAsia="Times New Roman" w:hAnsi="Times New Roman"/>
+          <w:b/>
+          <w:color w:val="000000"/>
+          <w:sz w:val="28"/>
+          <w:szCs w:val="28"/>
+          <w:lang w:val="en-US"/>
+        </w:rPr>
+        <w:t>đồng</w:t>
+      </w:r>
+      <w:proofErr w:type="spellEnd"/>
+      <w:r>
+        <w:rPr>
+          <w:rFonts w:ascii="Times New Roman" w:eastAsia="Times New Roman" w:hAnsi="Times New Roman"/>
+          <w:b/>
+          <w:color w:val="000000"/>
+          <w:sz w:val="28"/>
+          <w:szCs w:val="28"/>
+          <w:lang w:val="en-US"/>
+        </w:rPr>
+        <w:t xml:space="preserve"> </w:t>
+      </w:r>
+      <w:proofErr w:type="spellStart"/>
+      <w:r>
+        <w:rPr>
+          <w:rFonts w:ascii="Times New Roman" w:eastAsia="Times New Roman" w:hAnsi="Times New Roman"/>
+          <w:b/>
+          <w:color w:val="000000"/>
+          <w:sz w:val="28"/>
+          <w:szCs w:val="28"/>
+          <w:lang w:val="en-US"/>
+        </w:rPr>
+        <w:t>mua</w:t>
+      </w:r>
+      <w:proofErr w:type="spellEnd"/>
+      <w:r>
+        <w:rPr>
+          <w:rFonts w:ascii="Times New Roman" w:eastAsia="Times New Roman" w:hAnsi="Times New Roman"/>
+          <w:b/>
+          <w:color w:val="000000"/>
+          <w:sz w:val="28"/>
+          <w:szCs w:val="28"/>
+          <w:lang w:val="en-US"/>
+        </w:rPr>
+        <w:t xml:space="preserve"> </w:t>
+      </w:r>
+      <w:proofErr w:type="spellStart"/>
+      <w:r>
+        <w:rPr>
+          <w:rFonts w:ascii="Times New Roman" w:eastAsia="Times New Roman" w:hAnsi="Times New Roman"/>
+          <w:b/>
+          <w:color w:val="000000"/>
+          <w:sz w:val="28"/>
+          <w:szCs w:val="28"/>
+          <w:lang w:val="en-US"/>
+        </w:rPr>
+        <w:t>bán</w:t>
+      </w:r>
+      <w:proofErr w:type="spellEnd"/>
+      <w:r>
+        <w:rPr>
+          <w:rFonts w:ascii="Times New Roman" w:eastAsia="Times New Roman" w:hAnsi="Times New Roman"/>
+          <w:b/>
+          <w:color w:val="000000"/>
+          <w:sz w:val="28"/>
+          <w:szCs w:val="28"/>
+          <w:lang w:val="en-US"/>
+        </w:rPr>
+        <w:t xml:space="preserve"> </w:t>
+      </w:r>
+      <w:proofErr w:type="spellStart"/>
+      <w:r>
+        <w:rPr>
+          <w:rFonts w:ascii="Times New Roman" w:eastAsia="Times New Roman" w:hAnsi="Times New Roman"/>
+          <w:b/>
+          <w:color w:val="000000"/>
+          <w:sz w:val="28"/>
+          <w:szCs w:val="28"/>
+          <w:lang w:val="en-US"/>
+        </w:rPr>
+        <w:t>điện</w:t>
+      </w:r>
+      <w:proofErr w:type="spellEnd"/>
+    </w:p>
+    <w:p>
+      <w:pPr>
+        <w:spacing w:after="0" w:line="240" w:lineRule="auto"/>
+        <w:jc w:val="center"/>
+        <w:rPr>
+          <w:rFonts w:ascii="Times New Roman" w:eastAsia="Times New Roman" w:hAnsi="Times New Roman"/>
+          <w:b/>
+          <w:color w:val="000000"/>
+          <w:sz w:val="28"/>
+          <w:szCs w:val="28"/>
+          <w:vertAlign w:val="superscript"/>
+          <w:lang w:val="en-US"/>
+        </w:rPr>
+      </w:pPr>
+      <w:r>
+        <w:rPr>
+          <w:rFonts w:ascii="Times New Roman" w:eastAsia="Times New Roman" w:hAnsi="Times New Roman"/>
+          <w:b/>
+          <w:color w:val="000000"/>
+          <w:sz w:val="28"/>
+          <w:szCs w:val="28"/>
+          <w:vertAlign w:val="superscript"/>
+          <w:lang w:val="en-US"/>
+        </w:rPr>
+        <w:t>_______________________</w:t>
       </w:r>
     </w:p>
     <w:p>
@@ -312,7 +689,7 @@
         <w:jc w:val="center"/>
         <w:rPr>
           <w:rFonts w:ascii="Times New Roman" w:eastAsia="Times New Roman" w:hAnsi="Times New Roman"/>
-          <w:b/>
+          <w:bCs/>
           <w:color w:val="000000"/>
           <w:sz w:val="28"/>
           <w:szCs w:val="28"/>
@@ -322,46 +699,40 @@
       <w:r>
         <w:rPr>
           <w:rFonts w:ascii="Times New Roman" w:eastAsia="Times New Roman" w:hAnsi="Times New Roman"/>
-          <w:b/>
+          <w:bCs/>
           <w:color w:val="000000"/>
           <w:sz w:val="28"/>
           <w:szCs w:val="28"/>
           <w:lang w:val="en-US"/>
         </w:rPr>
-        <w:t>Tiền ký quỹ sử dụng điện</w:t>
-      </w:r>
-    </w:p>
-    <w:p>
-      <w:pPr>
-        <w:spacing w:after="0" w:line="240" w:lineRule="auto"/>
-        <w:jc w:val="center"/>
-        <w:rPr>
-          <w:rFonts w:ascii="Times New Roman" w:eastAsia="Times New Roman" w:hAnsi="Times New Roman"/>
-          <w:b/>
+        <w:t xml:space="preserve">Kính </w:t>
+      </w:r>
+      <w:proofErr w:type="spellStart"/>
+      <w:r>
+        <w:rPr>
+          <w:rFonts w:ascii="Times New Roman" w:eastAsia="Times New Roman" w:hAnsi="Times New Roman"/>
+          <w:bCs/>
           <w:color w:val="000000"/>
           <w:sz w:val="28"/>
           <w:szCs w:val="28"/>
-          <w:vertAlign w:val="superscript"/>
-          <w:lang w:val="en-US"/>
-        </w:rPr>
-      </w:pPr>
-      <w:r>
-        <w:rPr>
-          <w:rFonts w:ascii="Times New Roman" w:eastAsia="Times New Roman" w:hAnsi="Times New Roman"/>
-          <w:b/>
+          <w:lang w:val="en-US"/>
+        </w:rPr>
+        <w:t>gửi</w:t>
+      </w:r>
+      <w:proofErr w:type="spellEnd"/>
+      <w:r>
+        <w:rPr>
+          <w:rFonts w:ascii="Times New Roman" w:eastAsia="Times New Roman" w:hAnsi="Times New Roman"/>
+          <w:bCs/>
           <w:color w:val="000000"/>
           <w:sz w:val="28"/>
           <w:szCs w:val="28"/>
-          <w:vertAlign w:val="superscript"/>
-          <w:lang w:val="en-US"/>
-        </w:rPr>
-        <w:t>_______________________</w:t>
-      </w:r>
-    </w:p>
-    <w:p>
-      <w:pPr>
-        <w:spacing w:before="120" w:after="0" w:line="240" w:lineRule="auto"/>
-        <w:jc w:val="center"/>
+          <w:lang w:val="en-US"/>
+        </w:rPr>
+        <w:t xml:space="preserve">: </w:t>
+      </w:r>
+      <w:proofErr w:type="spellStart"/>
+      <w:r>
         <w:rPr>
           <w:rFonts w:ascii="Times New Roman" w:eastAsia="Times New Roman" w:hAnsi="Times New Roman"/>
           <w:bCs/>
@@ -370,7 +741,9 @@
           <w:szCs w:val="28"/>
           <w:lang w:val="en-US"/>
         </w:rPr>
-      </w:pPr>
+        <w:t>Tổ</w:t>
+      </w:r>
+      <w:proofErr w:type="spellEnd"/>
       <w:r>
         <w:rPr>
           <w:rFonts w:ascii="Times New Roman" w:eastAsia="Times New Roman" w:hAnsi="Times New Roman"/>
@@ -380,8 +753,45 @@
           <w:szCs w:val="28"/>
           <w:lang w:val="en-US"/>
         </w:rPr>
-        <w:t>Kính gửi: Tổ tổng hợp</w:t>
-      </w:r>
+        <w:t xml:space="preserve"> </w:t>
+      </w:r>
+      <w:proofErr w:type="spellStart"/>
+      <w:r>
+        <w:rPr>
+          <w:rFonts w:ascii="Times New Roman" w:eastAsia="Times New Roman" w:hAnsi="Times New Roman"/>
+          <w:bCs/>
+          <w:color w:val="000000"/>
+          <w:sz w:val="28"/>
+          <w:szCs w:val="28"/>
+          <w:lang w:val="en-US"/>
+        </w:rPr>
+        <w:t>tổng</w:t>
+      </w:r>
+      <w:proofErr w:type="spellEnd"/>
+      <w:r>
+        <w:rPr>
+          <w:rFonts w:ascii="Times New Roman" w:eastAsia="Times New Roman" w:hAnsi="Times New Roman"/>
+          <w:bCs/>
+          <w:color w:val="000000"/>
+          <w:sz w:val="28"/>
+          <w:szCs w:val="28"/>
+          <w:lang w:val="en-US"/>
+        </w:rPr>
+        <w:t xml:space="preserve"> </w:t>
+      </w:r>
+      <w:proofErr w:type="spellStart"/>
+      <w:r>
+        <w:rPr>
+          <w:rFonts w:ascii="Times New Roman" w:eastAsia="Times New Roman" w:hAnsi="Times New Roman"/>
+          <w:bCs/>
+          <w:color w:val="000000"/>
+          <w:sz w:val="28"/>
+          <w:szCs w:val="28"/>
+          <w:lang w:val="en-US"/>
+        </w:rPr>
+        <w:t>hợp</w:t>
+      </w:r>
+      <w:proofErr w:type="spellEnd"/>
     </w:p>
     <w:p>
       <w:pPr>
@@ -408,66 +818,502 @@
           <w:lang w:val="en-US"/>
         </w:rPr>
       </w:pPr>
-      <w:r>
-        <w:rPr>
-          <w:rFonts w:ascii="Times New Roman" w:eastAsia="Times New Roman" w:hAnsi="Times New Roman"/>
-          <w:color w:val="000000"/>
-          <w:sz w:val="26"/>
-          <w:szCs w:val="26"/>
-          <w:lang w:val="en-US"/>
-        </w:rPr>
-        <w:t xml:space="preserve">Căn cứ </w:t>
-      </w:r>
-      <w:r>
-        <w:rPr>
-          <w:rFonts w:ascii="Times New Roman" w:eastAsia="Times New Roman" w:hAnsi="Times New Roman"/>
-          <w:color w:val="000000"/>
-          <w:sz w:val="26"/>
-          <w:szCs w:val="26"/>
-          <w:lang w:val="en-US"/>
-        </w:rPr>
-        <w:t>biên bản</w:t>
-      </w:r>
-      <w:r>
-        <w:rPr>
-          <w:rFonts w:ascii="Times New Roman" w:eastAsia="Times New Roman" w:hAnsi="Times New Roman"/>
-          <w:color w:val="000000"/>
-          <w:sz w:val="26"/>
-          <w:szCs w:val="26"/>
-          <w:lang w:val="en-US"/>
-        </w:rPr>
-        <w:t xml:space="preserve"> thanh lý hợp đồng mua bán điện và </w:t>
-      </w:r>
-      <w:r>
-        <w:rPr>
-          <w:rFonts w:ascii="Times New Roman" w:eastAsia="Times New Roman" w:hAnsi="Times New Roman"/>
-          <w:color w:val="000000"/>
-          <w:sz w:val="26"/>
-          <w:szCs w:val="26"/>
-          <w:lang w:val="en-US"/>
-        </w:rPr>
-        <w:t xml:space="preserve">giấy đề nghị </w:t>
-      </w:r>
-      <w:r>
-        <w:rPr>
-          <w:rFonts w:ascii="Times New Roman" w:eastAsia="Times New Roman" w:hAnsi="Times New Roman"/>
-          <w:color w:val="000000"/>
-          <w:sz w:val="26"/>
-          <w:szCs w:val="26"/>
-          <w:lang w:val="en-US"/>
-        </w:rPr>
-        <w:t xml:space="preserve">hoàn trả tiền ký quỹ </w:t>
-      </w:r>
-      <w:r>
-        <w:rPr>
-          <w:rFonts w:ascii="Times New Roman" w:eastAsia="Times New Roman" w:hAnsi="Times New Roman"/>
-          <w:color w:val="000000"/>
-          <w:sz w:val="26"/>
-          <w:szCs w:val="26"/>
-          <w:lang w:val="en-US"/>
-        </w:rPr>
-        <w:t>của khách hàng</w:t>
-      </w:r>
+      <w:proofErr w:type="spellStart"/>
+      <w:r>
+        <w:rPr>
+          <w:rFonts w:ascii="Times New Roman" w:eastAsia="Times New Roman" w:hAnsi="Times New Roman"/>
+          <w:color w:val="000000"/>
+          <w:sz w:val="26"/>
+          <w:szCs w:val="26"/>
+          <w:lang w:val="en-US"/>
+        </w:rPr>
+        <w:t>Căn</w:t>
+      </w:r>
+      <w:proofErr w:type="spellEnd"/>
+      <w:r>
+        <w:rPr>
+          <w:rFonts w:ascii="Times New Roman" w:eastAsia="Times New Roman" w:hAnsi="Times New Roman"/>
+          <w:color w:val="000000"/>
+          <w:sz w:val="26"/>
+          <w:szCs w:val="26"/>
+          <w:lang w:val="en-US"/>
+        </w:rPr>
+        <w:t xml:space="preserve"> </w:t>
+      </w:r>
+      <w:proofErr w:type="spellStart"/>
+      <w:r>
+        <w:rPr>
+          <w:rFonts w:ascii="Times New Roman" w:eastAsia="Times New Roman" w:hAnsi="Times New Roman"/>
+          <w:color w:val="000000"/>
+          <w:sz w:val="26"/>
+          <w:szCs w:val="26"/>
+          <w:lang w:val="en-US"/>
+        </w:rPr>
+        <w:t>cứ</w:t>
+      </w:r>
+      <w:proofErr w:type="spellEnd"/>
+      <w:r>
+        <w:rPr>
+          <w:rFonts w:ascii="Times New Roman" w:eastAsia="Times New Roman" w:hAnsi="Times New Roman"/>
+          <w:color w:val="000000"/>
+          <w:sz w:val="26"/>
+          <w:szCs w:val="26"/>
+          <w:lang w:val="en-US"/>
+        </w:rPr>
+        <w:t xml:space="preserve"> </w:t>
+      </w:r>
+      <w:proofErr w:type="spellStart"/>
+      <w:r>
+        <w:rPr>
+          <w:rFonts w:ascii="Times New Roman" w:eastAsia="Times New Roman" w:hAnsi="Times New Roman"/>
+          <w:color w:val="000000"/>
+          <w:sz w:val="26"/>
+          <w:szCs w:val="26"/>
+          <w:lang w:val="en-US"/>
+        </w:rPr>
+        <w:t>biên</w:t>
+      </w:r>
+      <w:proofErr w:type="spellEnd"/>
+      <w:r>
+        <w:rPr>
+          <w:rFonts w:ascii="Times New Roman" w:eastAsia="Times New Roman" w:hAnsi="Times New Roman"/>
+          <w:color w:val="000000"/>
+          <w:sz w:val="26"/>
+          <w:szCs w:val="26"/>
+          <w:lang w:val="en-US"/>
+        </w:rPr>
+        <w:t xml:space="preserve"> </w:t>
+      </w:r>
+      <w:proofErr w:type="spellStart"/>
+      <w:r>
+        <w:rPr>
+          <w:rFonts w:ascii="Times New Roman" w:eastAsia="Times New Roman" w:hAnsi="Times New Roman"/>
+          <w:color w:val="000000"/>
+          <w:sz w:val="26"/>
+          <w:szCs w:val="26"/>
+          <w:lang w:val="en-US"/>
+        </w:rPr>
+        <w:t>bản</w:t>
+      </w:r>
+      <w:proofErr w:type="spellEnd"/>
+      <w:r>
+        <w:rPr>
+          <w:rFonts w:ascii="Times New Roman" w:eastAsia="Times New Roman" w:hAnsi="Times New Roman"/>
+          <w:color w:val="000000"/>
+          <w:sz w:val="26"/>
+          <w:szCs w:val="26"/>
+          <w:lang w:val="en-US"/>
+        </w:rPr>
+        <w:t xml:space="preserve"> </w:t>
+      </w:r>
+      <w:proofErr w:type="spellStart"/>
+      <w:r>
+        <w:rPr>
+          <w:rFonts w:ascii="Times New Roman" w:eastAsia="Times New Roman" w:hAnsi="Times New Roman"/>
+          <w:color w:val="000000"/>
+          <w:sz w:val="26"/>
+          <w:szCs w:val="26"/>
+          <w:lang w:val="en-US"/>
+        </w:rPr>
+        <w:t>thanh</w:t>
+      </w:r>
+      <w:proofErr w:type="spellEnd"/>
+      <w:r>
+        <w:rPr>
+          <w:rFonts w:ascii="Times New Roman" w:eastAsia="Times New Roman" w:hAnsi="Times New Roman"/>
+          <w:color w:val="000000"/>
+          <w:sz w:val="26"/>
+          <w:szCs w:val="26"/>
+          <w:lang w:val="en-US"/>
+        </w:rPr>
+        <w:t xml:space="preserve"> </w:t>
+      </w:r>
+      <w:proofErr w:type="spellStart"/>
+      <w:r>
+        <w:rPr>
+          <w:rFonts w:ascii="Times New Roman" w:eastAsia="Times New Roman" w:hAnsi="Times New Roman"/>
+          <w:color w:val="000000"/>
+          <w:sz w:val="26"/>
+          <w:szCs w:val="26"/>
+          <w:lang w:val="en-US"/>
+        </w:rPr>
+        <w:t>lý</w:t>
+      </w:r>
+      <w:proofErr w:type="spellEnd"/>
+      <w:r>
+        <w:rPr>
+          <w:rFonts w:ascii="Times New Roman" w:eastAsia="Times New Roman" w:hAnsi="Times New Roman"/>
+          <w:color w:val="000000"/>
+          <w:sz w:val="26"/>
+          <w:szCs w:val="26"/>
+          <w:lang w:val="en-US"/>
+        </w:rPr>
+        <w:t xml:space="preserve"> </w:t>
+      </w:r>
+      <w:proofErr w:type="spellStart"/>
+      <w:r>
+        <w:rPr>
+          <w:rFonts w:ascii="Times New Roman" w:eastAsia="Times New Roman" w:hAnsi="Times New Roman"/>
+          <w:color w:val="000000"/>
+          <w:sz w:val="26"/>
+          <w:szCs w:val="26"/>
+          <w:lang w:val="en-US"/>
+        </w:rPr>
+        <w:t>hợp</w:t>
+      </w:r>
+      <w:proofErr w:type="spellEnd"/>
+      <w:r>
+        <w:rPr>
+          <w:rFonts w:ascii="Times New Roman" w:eastAsia="Times New Roman" w:hAnsi="Times New Roman"/>
+          <w:color w:val="000000"/>
+          <w:sz w:val="26"/>
+          <w:szCs w:val="26"/>
+          <w:lang w:val="en-US"/>
+        </w:rPr>
+        <w:t xml:space="preserve"> </w:t>
+      </w:r>
+      <w:proofErr w:type="spellStart"/>
+      <w:r>
+        <w:rPr>
+          <w:rFonts w:ascii="Times New Roman" w:eastAsia="Times New Roman" w:hAnsi="Times New Roman"/>
+          <w:color w:val="000000"/>
+          <w:sz w:val="26"/>
+          <w:szCs w:val="26"/>
+          <w:lang w:val="en-US"/>
+        </w:rPr>
+        <w:t>đồng</w:t>
+      </w:r>
+      <w:proofErr w:type="spellEnd"/>
+      <w:r>
+        <w:rPr>
+          <w:rFonts w:ascii="Times New Roman" w:eastAsia="Times New Roman" w:hAnsi="Times New Roman"/>
+          <w:color w:val="000000"/>
+          <w:sz w:val="26"/>
+          <w:szCs w:val="26"/>
+          <w:lang w:val="en-US"/>
+        </w:rPr>
+        <w:t xml:space="preserve"> </w:t>
+      </w:r>
+      <w:proofErr w:type="spellStart"/>
+      <w:r>
+        <w:rPr>
+          <w:rFonts w:ascii="Times New Roman" w:eastAsia="Times New Roman" w:hAnsi="Times New Roman"/>
+          <w:color w:val="000000"/>
+          <w:sz w:val="26"/>
+          <w:szCs w:val="26"/>
+          <w:lang w:val="en-US"/>
+        </w:rPr>
+        <w:t>mua</w:t>
+      </w:r>
+      <w:proofErr w:type="spellEnd"/>
+      <w:r>
+        <w:rPr>
+          <w:rFonts w:ascii="Times New Roman" w:eastAsia="Times New Roman" w:hAnsi="Times New Roman"/>
+          <w:color w:val="000000"/>
+          <w:sz w:val="26"/>
+          <w:szCs w:val="26"/>
+          <w:lang w:val="en-US"/>
+        </w:rPr>
+        <w:t xml:space="preserve"> </w:t>
+      </w:r>
+      <w:proofErr w:type="spellStart"/>
+      <w:r>
+        <w:rPr>
+          <w:rFonts w:ascii="Times New Roman" w:eastAsia="Times New Roman" w:hAnsi="Times New Roman"/>
+          <w:color w:val="000000"/>
+          <w:sz w:val="26"/>
+          <w:szCs w:val="26"/>
+          <w:lang w:val="en-US"/>
+        </w:rPr>
+        <w:t>bán</w:t>
+      </w:r>
+      <w:proofErr w:type="spellEnd"/>
+      <w:r>
+        <w:rPr>
+          <w:rFonts w:ascii="Times New Roman" w:eastAsia="Times New Roman" w:hAnsi="Times New Roman"/>
+          <w:color w:val="000000"/>
+          <w:sz w:val="26"/>
+          <w:szCs w:val="26"/>
+          <w:lang w:val="en-US"/>
+        </w:rPr>
+        <w:t xml:space="preserve"> </w:t>
+      </w:r>
+      <w:proofErr w:type="spellStart"/>
+      <w:r>
+        <w:rPr>
+          <w:rFonts w:ascii="Times New Roman" w:eastAsia="Times New Roman" w:hAnsi="Times New Roman"/>
+          <w:color w:val="000000"/>
+          <w:sz w:val="26"/>
+          <w:szCs w:val="26"/>
+          <w:lang w:val="en-US"/>
+        </w:rPr>
+        <w:t>điện</w:t>
+      </w:r>
+      <w:proofErr w:type="spellEnd"/>
+      <w:r>
+        <w:rPr>
+          <w:rFonts w:ascii="Times New Roman" w:eastAsia="Times New Roman" w:hAnsi="Times New Roman"/>
+          <w:color w:val="000000"/>
+          <w:sz w:val="26"/>
+          <w:szCs w:val="26"/>
+          <w:lang w:val="en-US"/>
+        </w:rPr>
+        <w:t xml:space="preserve"> </w:t>
+      </w:r>
+      <w:proofErr w:type="spellStart"/>
+      <w:r>
+        <w:rPr>
+          <w:rFonts w:ascii="Times New Roman" w:eastAsia="Times New Roman" w:hAnsi="Times New Roman"/>
+          <w:color w:val="000000"/>
+          <w:sz w:val="26"/>
+          <w:szCs w:val="26"/>
+          <w:lang w:val="en-US"/>
+        </w:rPr>
+        <w:t>và</w:t>
+      </w:r>
+      <w:proofErr w:type="spellEnd"/>
+      <w:r>
+        <w:rPr>
+          <w:rFonts w:ascii="Times New Roman" w:eastAsia="Times New Roman" w:hAnsi="Times New Roman"/>
+          <w:color w:val="000000"/>
+          <w:sz w:val="26"/>
+          <w:szCs w:val="26"/>
+          <w:lang w:val="en-US"/>
+        </w:rPr>
+        <w:t xml:space="preserve"> </w:t>
+      </w:r>
+      <w:proofErr w:type="spellStart"/>
+      <w:r>
+        <w:rPr>
+          <w:rFonts w:ascii="Times New Roman" w:eastAsia="Times New Roman" w:hAnsi="Times New Roman"/>
+          <w:color w:val="000000"/>
+          <w:sz w:val="26"/>
+          <w:szCs w:val="26"/>
+          <w:lang w:val="en-US"/>
+        </w:rPr>
+        <w:t>giấy</w:t>
+      </w:r>
+      <w:proofErr w:type="spellEnd"/>
+      <w:r>
+        <w:rPr>
+          <w:rFonts w:ascii="Times New Roman" w:eastAsia="Times New Roman" w:hAnsi="Times New Roman"/>
+          <w:color w:val="000000"/>
+          <w:sz w:val="26"/>
+          <w:szCs w:val="26"/>
+          <w:lang w:val="en-US"/>
+        </w:rPr>
+        <w:t xml:space="preserve"> </w:t>
+      </w:r>
+      <w:proofErr w:type="spellStart"/>
+      <w:r>
+        <w:rPr>
+          <w:rFonts w:ascii="Times New Roman" w:eastAsia="Times New Roman" w:hAnsi="Times New Roman"/>
+          <w:color w:val="000000"/>
+          <w:sz w:val="26"/>
+          <w:szCs w:val="26"/>
+          <w:lang w:val="en-US"/>
+        </w:rPr>
+        <w:t>đề</w:t>
+      </w:r>
+      <w:proofErr w:type="spellEnd"/>
+      <w:r>
+        <w:rPr>
+          <w:rFonts w:ascii="Times New Roman" w:eastAsia="Times New Roman" w:hAnsi="Times New Roman"/>
+          <w:color w:val="000000"/>
+          <w:sz w:val="26"/>
+          <w:szCs w:val="26"/>
+          <w:lang w:val="en-US"/>
+        </w:rPr>
+        <w:t xml:space="preserve"> </w:t>
+      </w:r>
+      <w:proofErr w:type="spellStart"/>
+      <w:r>
+        <w:rPr>
+          <w:rFonts w:ascii="Times New Roman" w:eastAsia="Times New Roman" w:hAnsi="Times New Roman"/>
+          <w:color w:val="000000"/>
+          <w:sz w:val="26"/>
+          <w:szCs w:val="26"/>
+          <w:lang w:val="en-US"/>
+        </w:rPr>
+        <w:t>nghị</w:t>
+      </w:r>
+      <w:proofErr w:type="spellEnd"/>
+      <w:r>
+        <w:rPr>
+          <w:rFonts w:ascii="Times New Roman" w:eastAsia="Times New Roman" w:hAnsi="Times New Roman"/>
+          <w:color w:val="000000"/>
+          <w:sz w:val="26"/>
+          <w:szCs w:val="26"/>
+          <w:lang w:val="en-US"/>
+        </w:rPr>
+        <w:t xml:space="preserve"> </w:t>
+      </w:r>
+      <w:proofErr w:type="spellStart"/>
+      <w:r>
+        <w:rPr>
+          <w:rFonts w:ascii="Times New Roman" w:eastAsia="Times New Roman" w:hAnsi="Times New Roman"/>
+          <w:color w:val="000000"/>
+          <w:sz w:val="26"/>
+          <w:szCs w:val="26"/>
+          <w:lang w:val="en-US"/>
+        </w:rPr>
+        <w:t>hoàn</w:t>
+      </w:r>
+      <w:proofErr w:type="spellEnd"/>
+      <w:r>
+        <w:rPr>
+          <w:rFonts w:ascii="Times New Roman" w:eastAsia="Times New Roman" w:hAnsi="Times New Roman"/>
+          <w:color w:val="000000"/>
+          <w:sz w:val="26"/>
+          <w:szCs w:val="26"/>
+          <w:lang w:val="en-US"/>
+        </w:rPr>
+        <w:t xml:space="preserve"> </w:t>
+      </w:r>
+      <w:proofErr w:type="spellStart"/>
+      <w:r>
+        <w:rPr>
+          <w:rFonts w:ascii="Times New Roman" w:eastAsia="Times New Roman" w:hAnsi="Times New Roman"/>
+          <w:color w:val="000000"/>
+          <w:sz w:val="26"/>
+          <w:szCs w:val="26"/>
+          <w:lang w:val="en-US"/>
+        </w:rPr>
+        <w:t>trả</w:t>
+      </w:r>
+      <w:proofErr w:type="spellEnd"/>
+      <w:r>
+        <w:rPr>
+          <w:rFonts w:ascii="Times New Roman" w:eastAsia="Times New Roman" w:hAnsi="Times New Roman"/>
+          <w:color w:val="000000"/>
+          <w:sz w:val="26"/>
+          <w:szCs w:val="26"/>
+          <w:lang w:val="en-US"/>
+        </w:rPr>
+        <w:t xml:space="preserve"> </w:t>
+      </w:r>
+      <w:proofErr w:type="spellStart"/>
+      <w:r>
+        <w:rPr>
+          <w:rFonts w:ascii="Times New Roman" w:eastAsia="Times New Roman" w:hAnsi="Times New Roman"/>
+          <w:color w:val="000000"/>
+          <w:sz w:val="26"/>
+          <w:szCs w:val="26"/>
+          <w:lang w:val="en-US"/>
+        </w:rPr>
+        <w:t>tiền</w:t>
+      </w:r>
+      <w:proofErr w:type="spellEnd"/>
+      <w:r>
+        <w:rPr>
+          <w:rFonts w:ascii="Times New Roman" w:eastAsia="Times New Roman" w:hAnsi="Times New Roman"/>
+          <w:color w:val="000000"/>
+          <w:sz w:val="26"/>
+          <w:szCs w:val="26"/>
+          <w:lang w:val="en-US"/>
+        </w:rPr>
+        <w:t xml:space="preserve"> </w:t>
+      </w:r>
+      <w:proofErr w:type="spellStart"/>
+      <w:r>
+        <w:rPr>
+          <w:rFonts w:ascii="Times New Roman" w:eastAsia="Times New Roman" w:hAnsi="Times New Roman"/>
+          <w:color w:val="000000"/>
+          <w:sz w:val="26"/>
+          <w:szCs w:val="26"/>
+          <w:lang w:val="en-US"/>
+        </w:rPr>
+        <w:t>ký</w:t>
+      </w:r>
+      <w:proofErr w:type="spellEnd"/>
+      <w:r>
+        <w:rPr>
+          <w:rFonts w:ascii="Times New Roman" w:eastAsia="Times New Roman" w:hAnsi="Times New Roman"/>
+          <w:color w:val="000000"/>
+          <w:sz w:val="26"/>
+          <w:szCs w:val="26"/>
+          <w:lang w:val="en-US"/>
+        </w:rPr>
+        <w:t xml:space="preserve"> </w:t>
+      </w:r>
+      <w:proofErr w:type="spellStart"/>
+      <w:r>
+        <w:rPr>
+          <w:rFonts w:ascii="Times New Roman" w:eastAsia="Times New Roman" w:hAnsi="Times New Roman"/>
+          <w:color w:val="000000"/>
+          <w:sz w:val="26"/>
+          <w:szCs w:val="26"/>
+          <w:lang w:val="en-US"/>
+        </w:rPr>
+        <w:t>quỹ</w:t>
+      </w:r>
+      <w:proofErr w:type="spellEnd"/>
+      <w:r>
+        <w:rPr>
+          <w:rFonts w:ascii="Times New Roman" w:eastAsia="Times New Roman" w:hAnsi="Times New Roman"/>
+          <w:color w:val="000000"/>
+          <w:sz w:val="26"/>
+          <w:szCs w:val="26"/>
+          <w:lang w:val="en-US"/>
+        </w:rPr>
+        <w:t xml:space="preserve"> </w:t>
+      </w:r>
+      <w:proofErr w:type="spellStart"/>
+      <w:r>
+        <w:rPr>
+          <w:rFonts w:ascii="Times New Roman" w:eastAsia="Times New Roman" w:hAnsi="Times New Roman"/>
+          <w:color w:val="000000"/>
+          <w:sz w:val="26"/>
+          <w:szCs w:val="26"/>
+          <w:lang w:val="en-US"/>
+        </w:rPr>
+        <w:t>của</w:t>
+      </w:r>
+      <w:proofErr w:type="spellEnd"/>
+      <w:r>
+        <w:rPr>
+          <w:rFonts w:ascii="Times New Roman" w:eastAsia="Times New Roman" w:hAnsi="Times New Roman"/>
+          <w:color w:val="000000"/>
+          <w:sz w:val="26"/>
+          <w:szCs w:val="26"/>
+          <w:lang w:val="en-US"/>
+        </w:rPr>
+        <w:t xml:space="preserve"> </w:t>
+      </w:r>
+      <w:proofErr w:type="spellStart"/>
+      <w:r>
+        <w:rPr>
+          <w:rFonts w:ascii="Times New Roman" w:eastAsia="Times New Roman" w:hAnsi="Times New Roman"/>
+          <w:color w:val="000000"/>
+          <w:sz w:val="26"/>
+          <w:szCs w:val="26"/>
+          <w:lang w:val="en-US"/>
+        </w:rPr>
+        <w:t>khách</w:t>
+      </w:r>
+      <w:proofErr w:type="spellEnd"/>
+      <w:r>
+        <w:rPr>
+          <w:rFonts w:ascii="Times New Roman" w:eastAsia="Times New Roman" w:hAnsi="Times New Roman"/>
+          <w:color w:val="000000"/>
+          <w:sz w:val="26"/>
+          <w:szCs w:val="26"/>
+          <w:lang w:val="en-US"/>
+        </w:rPr>
+        <w:t xml:space="preserve"> </w:t>
+      </w:r>
+      <w:proofErr w:type="spellStart"/>
+      <w:r>
+        <w:rPr>
+          <w:rFonts w:ascii="Times New Roman" w:eastAsia="Times New Roman" w:hAnsi="Times New Roman"/>
+          <w:color w:val="000000"/>
+          <w:sz w:val="26"/>
+          <w:szCs w:val="26"/>
+          <w:lang w:val="en-US"/>
+        </w:rPr>
+        <w:t>hàng</w:t>
+      </w:r>
+      <w:proofErr w:type="spellEnd"/>
       <w:r>
         <w:rPr>
           <w:rFonts w:ascii="Times New Roman" w:eastAsia="Times New Roman" w:hAnsi="Times New Roman"/>
@@ -496,7 +1342,469 @@
           <w:szCs w:val="26"/>
           <w:lang w:val="en-US"/>
         </w:rPr>
-        <w:t>. Tổ Kinh Doanh đề nghị Tổ Tổng Hợp hoàn trả tiền ký quỹ sư dụng điện cho khách hàng như sau:</w:t>
+        <w:t xml:space="preserve">. </w:t>
+      </w:r>
+      <w:proofErr w:type="spellStart"/>
+      <w:r>
+        <w:rPr>
+          <w:rFonts w:ascii="Times New Roman" w:eastAsia="Times New Roman" w:hAnsi="Times New Roman"/>
+          <w:color w:val="000000"/>
+          <w:sz w:val="26"/>
+          <w:szCs w:val="26"/>
+          <w:lang w:val="en-US"/>
+        </w:rPr>
+        <w:t>Tổ</w:t>
+      </w:r>
+      <w:proofErr w:type="spellEnd"/>
+      <w:r>
+        <w:rPr>
+          <w:rFonts w:ascii="Times New Roman" w:eastAsia="Times New Roman" w:hAnsi="Times New Roman"/>
+          <w:color w:val="000000"/>
+          <w:sz w:val="26"/>
+          <w:szCs w:val="26"/>
+          <w:lang w:val="en-US"/>
+        </w:rPr>
+        <w:t xml:space="preserve"> Kinh Doanh </w:t>
+      </w:r>
+      <w:proofErr w:type="spellStart"/>
+      <w:r>
+        <w:rPr>
+          <w:rFonts w:ascii="Times New Roman" w:eastAsia="Times New Roman" w:hAnsi="Times New Roman"/>
+          <w:color w:val="000000"/>
+          <w:sz w:val="26"/>
+          <w:szCs w:val="26"/>
+          <w:lang w:val="en-US"/>
+        </w:rPr>
+        <w:t>trân</w:t>
+      </w:r>
+      <w:proofErr w:type="spellEnd"/>
+      <w:r>
+        <w:rPr>
+          <w:rFonts w:ascii="Times New Roman" w:eastAsia="Times New Roman" w:hAnsi="Times New Roman"/>
+          <w:color w:val="000000"/>
+          <w:sz w:val="26"/>
+          <w:szCs w:val="26"/>
+          <w:lang w:val="en-US"/>
+        </w:rPr>
+        <w:t xml:space="preserve"> </w:t>
+      </w:r>
+      <w:proofErr w:type="spellStart"/>
+      <w:r>
+        <w:rPr>
+          <w:rFonts w:ascii="Times New Roman" w:eastAsia="Times New Roman" w:hAnsi="Times New Roman"/>
+          <w:color w:val="000000"/>
+          <w:sz w:val="26"/>
+          <w:szCs w:val="26"/>
+          <w:lang w:val="en-US"/>
+        </w:rPr>
+        <w:t>trọng</w:t>
+      </w:r>
+      <w:proofErr w:type="spellEnd"/>
+      <w:r>
+        <w:rPr>
+          <w:rFonts w:ascii="Times New Roman" w:eastAsia="Times New Roman" w:hAnsi="Times New Roman"/>
+          <w:color w:val="000000"/>
+          <w:sz w:val="26"/>
+          <w:szCs w:val="26"/>
+          <w:lang w:val="en-US"/>
+        </w:rPr>
+        <w:t xml:space="preserve"> </w:t>
+      </w:r>
+      <w:proofErr w:type="spellStart"/>
+      <w:r>
+        <w:rPr>
+          <w:rFonts w:ascii="Times New Roman" w:eastAsia="Times New Roman" w:hAnsi="Times New Roman"/>
+          <w:color w:val="000000"/>
+          <w:sz w:val="26"/>
+          <w:szCs w:val="26"/>
+          <w:lang w:val="en-US"/>
+        </w:rPr>
+        <w:t>đề</w:t>
+      </w:r>
+      <w:proofErr w:type="spellEnd"/>
+      <w:r>
+        <w:rPr>
+          <w:rFonts w:ascii="Times New Roman" w:eastAsia="Times New Roman" w:hAnsi="Times New Roman"/>
+          <w:color w:val="000000"/>
+          <w:sz w:val="26"/>
+          <w:szCs w:val="26"/>
+          <w:lang w:val="en-US"/>
+        </w:rPr>
+        <w:t xml:space="preserve"> </w:t>
+      </w:r>
+      <w:proofErr w:type="spellStart"/>
+      <w:r>
+        <w:rPr>
+          <w:rFonts w:ascii="Times New Roman" w:eastAsia="Times New Roman" w:hAnsi="Times New Roman"/>
+          <w:color w:val="000000"/>
+          <w:sz w:val="26"/>
+          <w:szCs w:val="26"/>
+          <w:lang w:val="en-US"/>
+        </w:rPr>
+        <w:t>nghị</w:t>
+      </w:r>
+      <w:proofErr w:type="spellEnd"/>
+      <w:r>
+        <w:rPr>
+          <w:rFonts w:ascii="Times New Roman" w:eastAsia="Times New Roman" w:hAnsi="Times New Roman"/>
+          <w:color w:val="000000"/>
+          <w:sz w:val="26"/>
+          <w:szCs w:val="26"/>
+          <w:lang w:val="en-US"/>
+        </w:rPr>
+        <w:t xml:space="preserve"> </w:t>
+      </w:r>
+      <w:proofErr w:type="spellStart"/>
+      <w:r>
+        <w:rPr>
+          <w:rFonts w:ascii="Times New Roman" w:eastAsia="Times New Roman" w:hAnsi="Times New Roman"/>
+          <w:color w:val="000000"/>
+          <w:sz w:val="26"/>
+          <w:szCs w:val="26"/>
+          <w:lang w:val="en-US"/>
+        </w:rPr>
+        <w:t>Tổ</w:t>
+      </w:r>
+      <w:proofErr w:type="spellEnd"/>
+      <w:r>
+        <w:rPr>
+          <w:rFonts w:ascii="Times New Roman" w:eastAsia="Times New Roman" w:hAnsi="Times New Roman"/>
+          <w:color w:val="000000"/>
+          <w:sz w:val="26"/>
+          <w:szCs w:val="26"/>
+          <w:lang w:val="en-US"/>
+        </w:rPr>
+        <w:t xml:space="preserve"> </w:t>
+      </w:r>
+      <w:proofErr w:type="spellStart"/>
+      <w:r>
+        <w:rPr>
+          <w:rFonts w:ascii="Times New Roman" w:eastAsia="Times New Roman" w:hAnsi="Times New Roman"/>
+          <w:color w:val="000000"/>
+          <w:sz w:val="26"/>
+          <w:szCs w:val="26"/>
+          <w:lang w:val="en-US"/>
+        </w:rPr>
+        <w:t>Tổng</w:t>
+      </w:r>
+      <w:proofErr w:type="spellEnd"/>
+      <w:r>
+        <w:rPr>
+          <w:rFonts w:ascii="Times New Roman" w:eastAsia="Times New Roman" w:hAnsi="Times New Roman"/>
+          <w:color w:val="000000"/>
+          <w:sz w:val="26"/>
+          <w:szCs w:val="26"/>
+          <w:lang w:val="en-US"/>
+        </w:rPr>
+        <w:t xml:space="preserve"> </w:t>
+      </w:r>
+      <w:proofErr w:type="spellStart"/>
+      <w:r>
+        <w:rPr>
+          <w:rFonts w:ascii="Times New Roman" w:eastAsia="Times New Roman" w:hAnsi="Times New Roman"/>
+          <w:color w:val="000000"/>
+          <w:sz w:val="26"/>
+          <w:szCs w:val="26"/>
+          <w:lang w:val="en-US"/>
+        </w:rPr>
+        <w:t>Hợp</w:t>
+      </w:r>
+      <w:proofErr w:type="spellEnd"/>
+      <w:r>
+        <w:rPr>
+          <w:rFonts w:ascii="Times New Roman" w:eastAsia="Times New Roman" w:hAnsi="Times New Roman"/>
+          <w:color w:val="000000"/>
+          <w:sz w:val="26"/>
+          <w:szCs w:val="26"/>
+          <w:lang w:val="en-US"/>
+        </w:rPr>
+        <w:t xml:space="preserve"> </w:t>
+      </w:r>
+      <w:proofErr w:type="spellStart"/>
+      <w:r>
+        <w:rPr>
+          <w:rFonts w:ascii="Times New Roman" w:eastAsia="Times New Roman" w:hAnsi="Times New Roman"/>
+          <w:color w:val="000000"/>
+          <w:sz w:val="26"/>
+          <w:szCs w:val="26"/>
+          <w:lang w:val="en-US"/>
+        </w:rPr>
+        <w:t>hoàn</w:t>
+      </w:r>
+      <w:proofErr w:type="spellEnd"/>
+      <w:r>
+        <w:rPr>
+          <w:rFonts w:ascii="Times New Roman" w:eastAsia="Times New Roman" w:hAnsi="Times New Roman"/>
+          <w:color w:val="000000"/>
+          <w:sz w:val="26"/>
+          <w:szCs w:val="26"/>
+          <w:lang w:val="en-US"/>
+        </w:rPr>
+        <w:t xml:space="preserve"> </w:t>
+      </w:r>
+      <w:proofErr w:type="spellStart"/>
+      <w:r>
+        <w:rPr>
+          <w:rFonts w:ascii="Times New Roman" w:eastAsia="Times New Roman" w:hAnsi="Times New Roman"/>
+          <w:color w:val="000000"/>
+          <w:sz w:val="26"/>
+          <w:szCs w:val="26"/>
+          <w:lang w:val="en-US"/>
+        </w:rPr>
+        <w:t>trả</w:t>
+      </w:r>
+      <w:proofErr w:type="spellEnd"/>
+      <w:r>
+        <w:rPr>
+          <w:rFonts w:ascii="Times New Roman" w:eastAsia="Times New Roman" w:hAnsi="Times New Roman"/>
+          <w:color w:val="000000"/>
+          <w:sz w:val="26"/>
+          <w:szCs w:val="26"/>
+          <w:lang w:val="en-US"/>
+        </w:rPr>
+        <w:t xml:space="preserve"> </w:t>
+      </w:r>
+      <w:proofErr w:type="spellStart"/>
+      <w:r>
+        <w:rPr>
+          <w:rFonts w:ascii="Times New Roman" w:eastAsia="Times New Roman" w:hAnsi="Times New Roman"/>
+          <w:color w:val="000000"/>
+          <w:sz w:val="26"/>
+          <w:szCs w:val="26"/>
+          <w:lang w:val="en-US"/>
+        </w:rPr>
+        <w:t>tiền</w:t>
+      </w:r>
+      <w:proofErr w:type="spellEnd"/>
+      <w:r>
+        <w:rPr>
+          <w:rFonts w:ascii="Times New Roman" w:eastAsia="Times New Roman" w:hAnsi="Times New Roman"/>
+          <w:color w:val="000000"/>
+          <w:sz w:val="26"/>
+          <w:szCs w:val="26"/>
+          <w:lang w:val="en-US"/>
+        </w:rPr>
+        <w:t xml:space="preserve"> </w:t>
+      </w:r>
+      <w:proofErr w:type="spellStart"/>
+      <w:r>
+        <w:rPr>
+          <w:rFonts w:ascii="Times New Roman" w:eastAsia="Times New Roman" w:hAnsi="Times New Roman"/>
+          <w:color w:val="000000"/>
+          <w:sz w:val="26"/>
+          <w:szCs w:val="26"/>
+          <w:lang w:val="en-US"/>
+        </w:rPr>
+        <w:t>ký</w:t>
+      </w:r>
+      <w:proofErr w:type="spellEnd"/>
+      <w:r>
+        <w:rPr>
+          <w:rFonts w:ascii="Times New Roman" w:eastAsia="Times New Roman" w:hAnsi="Times New Roman"/>
+          <w:color w:val="000000"/>
+          <w:sz w:val="26"/>
+          <w:szCs w:val="26"/>
+          <w:lang w:val="en-US"/>
+        </w:rPr>
+        <w:t xml:space="preserve"> </w:t>
+      </w:r>
+      <w:proofErr w:type="spellStart"/>
+      <w:r>
+        <w:rPr>
+          <w:rFonts w:ascii="Times New Roman" w:eastAsia="Times New Roman" w:hAnsi="Times New Roman"/>
+          <w:color w:val="000000"/>
+          <w:sz w:val="26"/>
+          <w:szCs w:val="26"/>
+          <w:lang w:val="en-US"/>
+        </w:rPr>
+        <w:t>quỹ</w:t>
+      </w:r>
+      <w:proofErr w:type="spellEnd"/>
+      <w:r>
+        <w:rPr>
+          <w:rFonts w:ascii="Times New Roman" w:eastAsia="Times New Roman" w:hAnsi="Times New Roman"/>
+          <w:color w:val="000000"/>
+          <w:sz w:val="26"/>
+          <w:szCs w:val="26"/>
+          <w:lang w:val="en-US"/>
+        </w:rPr>
+        <w:t xml:space="preserve"> </w:t>
+      </w:r>
+      <w:proofErr w:type="spellStart"/>
+      <w:r>
+        <w:rPr>
+          <w:rFonts w:ascii="Times New Roman" w:eastAsia="Times New Roman" w:hAnsi="Times New Roman"/>
+          <w:color w:val="000000"/>
+          <w:sz w:val="26"/>
+          <w:szCs w:val="26"/>
+          <w:lang w:val="en-US"/>
+        </w:rPr>
+        <w:t>sư</w:t>
+      </w:r>
+      <w:proofErr w:type="spellEnd"/>
+      <w:r>
+        <w:rPr>
+          <w:rFonts w:ascii="Times New Roman" w:eastAsia="Times New Roman" w:hAnsi="Times New Roman"/>
+          <w:color w:val="000000"/>
+          <w:sz w:val="26"/>
+          <w:szCs w:val="26"/>
+          <w:lang w:val="en-US"/>
+        </w:rPr>
+        <w:t xml:space="preserve"> </w:t>
+      </w:r>
+      <w:proofErr w:type="spellStart"/>
+      <w:r>
+        <w:rPr>
+          <w:rFonts w:ascii="Times New Roman" w:eastAsia="Times New Roman" w:hAnsi="Times New Roman"/>
+          <w:color w:val="000000"/>
+          <w:sz w:val="26"/>
+          <w:szCs w:val="26"/>
+          <w:lang w:val="en-US"/>
+        </w:rPr>
+        <w:t>dụng</w:t>
+      </w:r>
+      <w:proofErr w:type="spellEnd"/>
+      <w:r>
+        <w:rPr>
+          <w:rFonts w:ascii="Times New Roman" w:eastAsia="Times New Roman" w:hAnsi="Times New Roman"/>
+          <w:color w:val="000000"/>
+          <w:sz w:val="26"/>
+          <w:szCs w:val="26"/>
+          <w:lang w:val="en-US"/>
+        </w:rPr>
+        <w:t xml:space="preserve"> </w:t>
+      </w:r>
+      <w:proofErr w:type="spellStart"/>
+      <w:r>
+        <w:rPr>
+          <w:rFonts w:ascii="Times New Roman" w:eastAsia="Times New Roman" w:hAnsi="Times New Roman"/>
+          <w:color w:val="000000"/>
+          <w:sz w:val="26"/>
+          <w:szCs w:val="26"/>
+          <w:lang w:val="en-US"/>
+        </w:rPr>
+        <w:t>điện</w:t>
+      </w:r>
+      <w:proofErr w:type="spellEnd"/>
+      <w:r>
+        <w:rPr>
+          <w:rFonts w:ascii="Times New Roman" w:eastAsia="Times New Roman" w:hAnsi="Times New Roman"/>
+          <w:color w:val="000000"/>
+          <w:sz w:val="26"/>
+          <w:szCs w:val="26"/>
+          <w:lang w:val="en-US"/>
+        </w:rPr>
+        <w:t xml:space="preserve"> </w:t>
+      </w:r>
+      <w:proofErr w:type="spellStart"/>
+      <w:r>
+        <w:rPr>
+          <w:rFonts w:ascii="Times New Roman" w:eastAsia="Times New Roman" w:hAnsi="Times New Roman"/>
+          <w:color w:val="000000"/>
+          <w:sz w:val="26"/>
+          <w:szCs w:val="26"/>
+          <w:lang w:val="en-US"/>
+        </w:rPr>
+        <w:t>cho</w:t>
+      </w:r>
+      <w:proofErr w:type="spellEnd"/>
+      <w:r>
+        <w:rPr>
+          <w:rFonts w:ascii="Times New Roman" w:eastAsia="Times New Roman" w:hAnsi="Times New Roman"/>
+          <w:color w:val="000000"/>
+          <w:sz w:val="26"/>
+          <w:szCs w:val="26"/>
+          <w:lang w:val="en-US"/>
+        </w:rPr>
+        <w:t xml:space="preserve"> </w:t>
+      </w:r>
+      <w:proofErr w:type="spellStart"/>
+      <w:r>
+        <w:rPr>
+          <w:rFonts w:ascii="Times New Roman" w:eastAsia="Times New Roman" w:hAnsi="Times New Roman"/>
+          <w:color w:val="000000"/>
+          <w:sz w:val="26"/>
+          <w:szCs w:val="26"/>
+          <w:lang w:val="en-US"/>
+        </w:rPr>
+        <w:t>khách</w:t>
+      </w:r>
+      <w:proofErr w:type="spellEnd"/>
+      <w:r>
+        <w:rPr>
+          <w:rFonts w:ascii="Times New Roman" w:eastAsia="Times New Roman" w:hAnsi="Times New Roman"/>
+          <w:color w:val="000000"/>
+          <w:sz w:val="26"/>
+          <w:szCs w:val="26"/>
+          <w:lang w:val="en-US"/>
+        </w:rPr>
+        <w:t xml:space="preserve"> </w:t>
+      </w:r>
+      <w:proofErr w:type="spellStart"/>
+      <w:r>
+        <w:rPr>
+          <w:rFonts w:ascii="Times New Roman" w:eastAsia="Times New Roman" w:hAnsi="Times New Roman"/>
+          <w:color w:val="000000"/>
+          <w:sz w:val="26"/>
+          <w:szCs w:val="26"/>
+          <w:lang w:val="en-US"/>
+        </w:rPr>
+        <w:t>hàng</w:t>
+      </w:r>
+      <w:proofErr w:type="spellEnd"/>
+      <w:r>
+        <w:rPr>
+          <w:rFonts w:ascii="Times New Roman" w:eastAsia="Times New Roman" w:hAnsi="Times New Roman"/>
+          <w:color w:val="000000"/>
+          <w:sz w:val="26"/>
+          <w:szCs w:val="26"/>
+          <w:lang w:val="en-US"/>
+        </w:rPr>
+        <w:t xml:space="preserve"> </w:t>
+      </w:r>
+      <w:proofErr w:type="spellStart"/>
+      <w:r>
+        <w:rPr>
+          <w:rFonts w:ascii="Times New Roman" w:eastAsia="Times New Roman" w:hAnsi="Times New Roman"/>
+          <w:color w:val="000000"/>
+          <w:sz w:val="26"/>
+          <w:szCs w:val="26"/>
+          <w:lang w:val="en-US"/>
+        </w:rPr>
+        <w:t>như</w:t>
+      </w:r>
+      <w:proofErr w:type="spellEnd"/>
+      <w:r>
+        <w:rPr>
+          <w:rFonts w:ascii="Times New Roman" w:eastAsia="Times New Roman" w:hAnsi="Times New Roman"/>
+          <w:color w:val="000000"/>
+          <w:sz w:val="26"/>
+          <w:szCs w:val="26"/>
+          <w:lang w:val="en-US"/>
+        </w:rPr>
+        <w:t xml:space="preserve"> </w:t>
+      </w:r>
+      <w:proofErr w:type="spellStart"/>
+      <w:r>
+        <w:rPr>
+          <w:rFonts w:ascii="Times New Roman" w:eastAsia="Times New Roman" w:hAnsi="Times New Roman"/>
+          <w:color w:val="000000"/>
+          <w:sz w:val="26"/>
+          <w:szCs w:val="26"/>
+          <w:lang w:val="en-US"/>
+        </w:rPr>
+        <w:t>sau</w:t>
+      </w:r>
+      <w:proofErr w:type="spellEnd"/>
+      <w:r>
+        <w:rPr>
+          <w:rFonts w:ascii="Times New Roman" w:eastAsia="Times New Roman" w:hAnsi="Times New Roman"/>
+          <w:color w:val="000000"/>
+          <w:sz w:val="26"/>
+          <w:szCs w:val="26"/>
+          <w:lang w:val="en-US"/>
+        </w:rPr>
+        <w:t>:</w:t>
       </w:r>
     </w:p>
     <w:p>
@@ -512,25 +1820,93 @@
           <w:lang w:val="en-US"/>
         </w:rPr>
       </w:pPr>
-      <w:r>
-        <w:rPr>
-          <w:rFonts w:ascii="Times New Roman" w:eastAsia="Times New Roman" w:hAnsi="Times New Roman"/>
-          <w:color w:val="000000"/>
-          <w:sz w:val="26"/>
-          <w:szCs w:val="26"/>
-          <w:lang w:val="en-US"/>
-        </w:rPr>
-        <w:t xml:space="preserve">Bên mua điện: </w:t>
-      </w:r>
-      <w:r>
-        <w:rPr>
-          <w:rFonts w:ascii="Times New Roman" w:eastAsia="Times New Roman" w:hAnsi="Times New Roman"/>
-          <w:color w:val="000000"/>
-          <w:sz w:val="26"/>
-          <w:szCs w:val="26"/>
-          <w:lang w:val="en-US"/>
-        </w:rPr>
-        <w:t>{TEN_KHANG}</w:t>
+      <w:proofErr w:type="spellStart"/>
+      <w:r>
+        <w:rPr>
+          <w:rFonts w:ascii="Times New Roman" w:eastAsia="Times New Roman" w:hAnsi="Times New Roman"/>
+          <w:color w:val="000000"/>
+          <w:sz w:val="26"/>
+          <w:szCs w:val="26"/>
+          <w:lang w:val="en-US"/>
+        </w:rPr>
+        <w:t>Bên</w:t>
+      </w:r>
+      <w:proofErr w:type="spellEnd"/>
+      <w:r>
+        <w:rPr>
+          <w:rFonts w:ascii="Times New Roman" w:eastAsia="Times New Roman" w:hAnsi="Times New Roman"/>
+          <w:color w:val="000000"/>
+          <w:sz w:val="26"/>
+          <w:szCs w:val="26"/>
+          <w:lang w:val="en-US"/>
+        </w:rPr>
+        <w:t xml:space="preserve"> </w:t>
+      </w:r>
+      <w:proofErr w:type="spellStart"/>
+      <w:r>
+        <w:rPr>
+          <w:rFonts w:ascii="Times New Roman" w:eastAsia="Times New Roman" w:hAnsi="Times New Roman"/>
+          <w:color w:val="000000"/>
+          <w:sz w:val="26"/>
+          <w:szCs w:val="26"/>
+          <w:lang w:val="en-US"/>
+        </w:rPr>
+        <w:t>mua</w:t>
+      </w:r>
+      <w:proofErr w:type="spellEnd"/>
+      <w:r>
+        <w:rPr>
+          <w:rFonts w:ascii="Times New Roman" w:eastAsia="Times New Roman" w:hAnsi="Times New Roman"/>
+          <w:color w:val="000000"/>
+          <w:sz w:val="26"/>
+          <w:szCs w:val="26"/>
+          <w:lang w:val="en-US"/>
+        </w:rPr>
+        <w:t xml:space="preserve"> </w:t>
+      </w:r>
+      <w:proofErr w:type="spellStart"/>
+      <w:proofErr w:type="gramStart"/>
+      <w:r>
+        <w:rPr>
+          <w:rFonts w:ascii="Times New Roman" w:eastAsia="Times New Roman" w:hAnsi="Times New Roman"/>
+          <w:color w:val="000000"/>
+          <w:sz w:val="26"/>
+          <w:szCs w:val="26"/>
+          <w:lang w:val="en-US"/>
+        </w:rPr>
+        <w:t>điện</w:t>
+      </w:r>
+      <w:proofErr w:type="spellEnd"/>
+      <w:r>
+        <w:rPr>
+          <w:rFonts w:ascii="Times New Roman" w:eastAsia="Times New Roman" w:hAnsi="Times New Roman"/>
+          <w:color w:val="000000"/>
+          <w:sz w:val="26"/>
+          <w:szCs w:val="26"/>
+          <w:lang w:val="en-US"/>
+        </w:rPr>
+        <w:t xml:space="preserve">: </w:t>
+      </w:r>
+      <w:r>
+        <w:rPr>
+          <w:rFonts w:ascii="Times New Roman" w:eastAsia="Times New Roman" w:hAnsi="Times New Roman"/>
+          <w:color w:val="000000"/>
+          <w:sz w:val="26"/>
+          <w:szCs w:val="26"/>
+          <w:lang w:val="en-US"/>
+        </w:rPr>
+        <w:t>{</w:t>
+      </w:r>
+      <w:proofErr w:type="gramEnd"/>
+      <w:r>
+        <w:rPr>
+          <w:rFonts w:ascii="Times New Roman" w:eastAsia="Times New Roman" w:hAnsi="Times New Roman"/>
+          <w:color w:val="000000"/>
+          <w:sz w:val="26"/>
+          <w:szCs w:val="26"/>
+          <w:lang w:val="en-US"/>
+        </w:rPr>
+        <w:t>TEN_KHANG}</w:t>
       </w:r>
     </w:p>
     <w:p>
@@ -546,15 +1922,115 @@
           <w:lang w:val="en-US"/>
         </w:rPr>
       </w:pPr>
-      <w:r>
-        <w:rPr>
-          <w:rFonts w:ascii="Times New Roman" w:eastAsia="Times New Roman" w:hAnsi="Times New Roman"/>
-          <w:color w:val="000000"/>
-          <w:sz w:val="26"/>
-          <w:szCs w:val="26"/>
-          <w:lang w:val="en-US"/>
-        </w:rPr>
-        <w:t xml:space="preserve">Địa chỉ sử dụng điện: </w:t>
+      <w:proofErr w:type="spellStart"/>
+      <w:r>
+        <w:rPr>
+          <w:rFonts w:ascii="Times New Roman" w:eastAsia="Times New Roman" w:hAnsi="Times New Roman"/>
+          <w:color w:val="000000"/>
+          <w:sz w:val="26"/>
+          <w:szCs w:val="26"/>
+          <w:lang w:val="en-US"/>
+        </w:rPr>
+        <w:t>Địa</w:t>
+      </w:r>
+      <w:proofErr w:type="spellEnd"/>
+      <w:r>
+        <w:rPr>
+          <w:rFonts w:ascii="Times New Roman" w:eastAsia="Times New Roman" w:hAnsi="Times New Roman"/>
+          <w:color w:val="000000"/>
+          <w:sz w:val="26"/>
+          <w:szCs w:val="26"/>
+          <w:lang w:val="en-US"/>
+        </w:rPr>
+        <w:t xml:space="preserve"> </w:t>
+      </w:r>
+      <w:proofErr w:type="spellStart"/>
+      <w:r>
+        <w:rPr>
+          <w:rFonts w:ascii="Times New Roman" w:eastAsia="Times New Roman" w:hAnsi="Times New Roman"/>
+          <w:color w:val="000000"/>
+          <w:sz w:val="26"/>
+          <w:szCs w:val="26"/>
+          <w:lang w:val="en-US"/>
+        </w:rPr>
+        <w:t>chỉ</w:t>
+      </w:r>
+      <w:proofErr w:type="spellEnd"/>
+      <w:r>
+        <w:rPr>
+          <w:rFonts w:ascii="Times New Roman" w:eastAsia="Times New Roman" w:hAnsi="Times New Roman"/>
+          <w:color w:val="000000"/>
+          <w:sz w:val="26"/>
+          <w:szCs w:val="26"/>
+          <w:lang w:val="en-US"/>
+        </w:rPr>
+        <w:t xml:space="preserve"> </w:t>
+      </w:r>
+      <w:proofErr w:type="spellStart"/>
+      <w:r>
+        <w:rPr>
+          <w:rFonts w:ascii="Times New Roman" w:eastAsia="Times New Roman" w:hAnsi="Times New Roman"/>
+          <w:color w:val="000000"/>
+          <w:sz w:val="26"/>
+          <w:szCs w:val="26"/>
+          <w:lang w:val="en-US"/>
+        </w:rPr>
+        <w:t>sử</w:t>
+      </w:r>
+      <w:proofErr w:type="spellEnd"/>
+      <w:r>
+        <w:rPr>
+          <w:rFonts w:ascii="Times New Roman" w:eastAsia="Times New Roman" w:hAnsi="Times New Roman"/>
+          <w:color w:val="000000"/>
+          <w:sz w:val="26"/>
+          <w:szCs w:val="26"/>
+          <w:lang w:val="en-US"/>
+        </w:rPr>
+        <w:t xml:space="preserve"> </w:t>
+      </w:r>
+      <w:proofErr w:type="spellStart"/>
+      <w:r>
+        <w:rPr>
+          <w:rFonts w:ascii="Times New Roman" w:eastAsia="Times New Roman" w:hAnsi="Times New Roman"/>
+          <w:color w:val="000000"/>
+          <w:sz w:val="26"/>
+          <w:szCs w:val="26"/>
+          <w:lang w:val="en-US"/>
+        </w:rPr>
+        <w:t>dụng</w:t>
+      </w:r>
+      <w:proofErr w:type="spellEnd"/>
+      <w:r>
+        <w:rPr>
+          <w:rFonts w:ascii="Times New Roman" w:eastAsia="Times New Roman" w:hAnsi="Times New Roman"/>
+          <w:color w:val="000000"/>
+          <w:sz w:val="26"/>
+          <w:szCs w:val="26"/>
+          <w:lang w:val="en-US"/>
+        </w:rPr>
+        <w:t xml:space="preserve"> </w:t>
+      </w:r>
+      <w:proofErr w:type="spellStart"/>
+      <w:r>
+        <w:rPr>
+          <w:rFonts w:ascii="Times New Roman" w:eastAsia="Times New Roman" w:hAnsi="Times New Roman"/>
+          <w:color w:val="000000"/>
+          <w:sz w:val="26"/>
+          <w:szCs w:val="26"/>
+          <w:lang w:val="en-US"/>
+        </w:rPr>
+        <w:t>điện</w:t>
+      </w:r>
+      <w:proofErr w:type="spellEnd"/>
+      <w:r>
+        <w:rPr>
+          <w:rFonts w:ascii="Times New Roman" w:eastAsia="Times New Roman" w:hAnsi="Times New Roman"/>
+          <w:color w:val="000000"/>
+          <w:sz w:val="26"/>
+          <w:szCs w:val="26"/>
+          <w:lang w:val="en-US"/>
+        </w:rPr>
+        <w:t xml:space="preserve">: </w:t>
       </w:r>
       <w:r>
         <w:rPr>
@@ -580,15 +2056,71 @@
           <w:lang w:val="en-US"/>
         </w:rPr>
       </w:pPr>
-      <w:r>
-        <w:rPr>
-          <w:rFonts w:ascii="Times New Roman" w:eastAsia="Times New Roman" w:hAnsi="Times New Roman"/>
-          <w:color w:val="000000"/>
-          <w:sz w:val="26"/>
-          <w:szCs w:val="26"/>
-          <w:lang w:val="en-US"/>
-        </w:rPr>
-        <w:t xml:space="preserve">Mã khách hàng: </w:t>
+      <w:proofErr w:type="spellStart"/>
+      <w:r>
+        <w:rPr>
+          <w:rFonts w:ascii="Times New Roman" w:eastAsia="Times New Roman" w:hAnsi="Times New Roman"/>
+          <w:color w:val="000000"/>
+          <w:sz w:val="26"/>
+          <w:szCs w:val="26"/>
+          <w:lang w:val="en-US"/>
+        </w:rPr>
+        <w:t>Mã</w:t>
+      </w:r>
+      <w:proofErr w:type="spellEnd"/>
+      <w:r>
+        <w:rPr>
+          <w:rFonts w:ascii="Times New Roman" w:eastAsia="Times New Roman" w:hAnsi="Times New Roman"/>
+          <w:color w:val="000000"/>
+          <w:sz w:val="26"/>
+          <w:szCs w:val="26"/>
+          <w:lang w:val="en-US"/>
+        </w:rPr>
+        <w:t xml:space="preserve"> </w:t>
+      </w:r>
+      <w:proofErr w:type="spellStart"/>
+      <w:r>
+        <w:rPr>
+          <w:rFonts w:ascii="Times New Roman" w:eastAsia="Times New Roman" w:hAnsi="Times New Roman"/>
+          <w:color w:val="000000"/>
+          <w:sz w:val="26"/>
+          <w:szCs w:val="26"/>
+          <w:lang w:val="en-US"/>
+        </w:rPr>
+        <w:t>khách</w:t>
+      </w:r>
+      <w:proofErr w:type="spellEnd"/>
+      <w:r>
+        <w:rPr>
+          <w:rFonts w:ascii="Times New Roman" w:eastAsia="Times New Roman" w:hAnsi="Times New Roman"/>
+          <w:color w:val="000000"/>
+          <w:sz w:val="26"/>
+          <w:szCs w:val="26"/>
+          <w:lang w:val="en-US"/>
+        </w:rPr>
+        <w:t xml:space="preserve"> </w:t>
+      </w:r>
+      <w:proofErr w:type="spellStart"/>
+      <w:r>
+        <w:rPr>
+          <w:rFonts w:ascii="Times New Roman" w:eastAsia="Times New Roman" w:hAnsi="Times New Roman"/>
+          <w:color w:val="000000"/>
+          <w:sz w:val="26"/>
+          <w:szCs w:val="26"/>
+          <w:lang w:val="en-US"/>
+        </w:rPr>
+        <w:t>hàng</w:t>
+      </w:r>
+      <w:proofErr w:type="spellEnd"/>
+      <w:r>
+        <w:rPr>
+          <w:rFonts w:ascii="Times New Roman" w:eastAsia="Times New Roman" w:hAnsi="Times New Roman"/>
+          <w:color w:val="000000"/>
+          <w:sz w:val="26"/>
+          <w:szCs w:val="26"/>
+          <w:lang w:val="en-US"/>
+        </w:rPr>
+        <w:t xml:space="preserve">: </w:t>
       </w:r>
       <w:r>
         <w:rPr>
@@ -614,26 +2146,84 @@
           <w:lang w:val="en-US"/>
         </w:rPr>
       </w:pPr>
-      <w:r>
-        <w:rPr>
-          <w:rFonts w:ascii="Times New Roman" w:eastAsia="Times New Roman" w:hAnsi="Times New Roman"/>
-          <w:color w:val="000000"/>
-          <w:sz w:val="26"/>
-          <w:szCs w:val="26"/>
-          <w:lang w:val="en-US"/>
-        </w:rPr>
-        <w:t>Số tiền</w:t>
-      </w:r>
-      <w:r>
-        <w:rPr>
-          <w:rFonts w:ascii="Times New Roman" w:eastAsia="Times New Roman" w:hAnsi="Times New Roman"/>
-          <w:color w:val="000000"/>
-          <w:sz w:val="26"/>
-          <w:szCs w:val="26"/>
-          <w:lang w:val="en-US"/>
-        </w:rPr>
-        <w:t xml:space="preserve"> hoàn trả</w:t>
-      </w:r>
+      <w:proofErr w:type="spellStart"/>
+      <w:r>
+        <w:rPr>
+          <w:rFonts w:ascii="Times New Roman" w:eastAsia="Times New Roman" w:hAnsi="Times New Roman"/>
+          <w:color w:val="000000"/>
+          <w:sz w:val="26"/>
+          <w:szCs w:val="26"/>
+          <w:lang w:val="en-US"/>
+        </w:rPr>
+        <w:t>Số</w:t>
+      </w:r>
+      <w:proofErr w:type="spellEnd"/>
+      <w:r>
+        <w:rPr>
+          <w:rFonts w:ascii="Times New Roman" w:eastAsia="Times New Roman" w:hAnsi="Times New Roman"/>
+          <w:color w:val="000000"/>
+          <w:sz w:val="26"/>
+          <w:szCs w:val="26"/>
+          <w:lang w:val="en-US"/>
+        </w:rPr>
+        <w:t xml:space="preserve"> </w:t>
+      </w:r>
+      <w:proofErr w:type="spellStart"/>
+      <w:r>
+        <w:rPr>
+          <w:rFonts w:ascii="Times New Roman" w:eastAsia="Times New Roman" w:hAnsi="Times New Roman"/>
+          <w:color w:val="000000"/>
+          <w:sz w:val="26"/>
+          <w:szCs w:val="26"/>
+          <w:lang w:val="en-US"/>
+        </w:rPr>
+        <w:t>tiền</w:t>
+      </w:r>
+      <w:proofErr w:type="spellEnd"/>
+      <w:r>
+        <w:rPr>
+          <w:rFonts w:ascii="Times New Roman" w:eastAsia="Times New Roman" w:hAnsi="Times New Roman"/>
+          <w:color w:val="000000"/>
+          <w:sz w:val="26"/>
+          <w:szCs w:val="26"/>
+          <w:lang w:val="en-US"/>
+        </w:rPr>
+        <w:t xml:space="preserve"> </w:t>
+      </w:r>
+      <w:proofErr w:type="spellStart"/>
+      <w:r>
+        <w:rPr>
+          <w:rFonts w:ascii="Times New Roman" w:eastAsia="Times New Roman" w:hAnsi="Times New Roman"/>
+          <w:color w:val="000000"/>
+          <w:sz w:val="26"/>
+          <w:szCs w:val="26"/>
+          <w:lang w:val="en-US"/>
+        </w:rPr>
+        <w:t>hoàn</w:t>
+      </w:r>
+      <w:proofErr w:type="spellEnd"/>
+      <w:r>
+        <w:rPr>
+          <w:rFonts w:ascii="Times New Roman" w:eastAsia="Times New Roman" w:hAnsi="Times New Roman"/>
+          <w:color w:val="000000"/>
+          <w:sz w:val="26"/>
+          <w:szCs w:val="26"/>
+          <w:lang w:val="en-US"/>
+        </w:rPr>
+        <w:t xml:space="preserve"> </w:t>
+      </w:r>
+      <w:proofErr w:type="spellStart"/>
+      <w:r>
+        <w:rPr>
+          <w:rFonts w:ascii="Times New Roman" w:eastAsia="Times New Roman" w:hAnsi="Times New Roman"/>
+          <w:color w:val="000000"/>
+          <w:sz w:val="26"/>
+          <w:szCs w:val="26"/>
+          <w:lang w:val="en-US"/>
+        </w:rPr>
+        <w:t>trả</w:t>
+      </w:r>
+      <w:proofErr w:type="spellEnd"/>
       <w:r>
         <w:rPr>
           <w:rFonts w:ascii="Times New Roman" w:eastAsia="Times New Roman" w:hAnsi="Times New Roman"/>
@@ -652,7 +2242,18 @@
           <w:szCs w:val="26"/>
           <w:lang w:val="en-US"/>
         </w:rPr>
-        <w:t>{STIEN_DCOC | number}</w:t>
+        <w:t xml:space="preserve">{STIEN_DCOC | </w:t>
+      </w:r>
+      <w:proofErr w:type="gramStart"/>
+      <w:r>
+        <w:rPr>
+          <w:rFonts w:ascii="Times New Roman" w:eastAsia="Times New Roman" w:hAnsi="Times New Roman"/>
+          <w:color w:val="000000"/>
+          <w:sz w:val="26"/>
+          <w:szCs w:val="26"/>
+          <w:lang w:val="en-US"/>
+        </w:rPr>
+        <w:t>number}</w:t>
       </w:r>
       <w:r>
         <w:rPr>
@@ -664,15 +2265,38 @@
         </w:rPr>
         <w:t>đ</w:t>
       </w:r>
-      <w:r>
-        <w:rPr>
-          <w:rFonts w:ascii="Times New Roman" w:eastAsia="Times New Roman" w:hAnsi="Times New Roman"/>
-          <w:color w:val="000000"/>
-          <w:sz w:val="26"/>
-          <w:szCs w:val="26"/>
-          <w:lang w:val="en-US"/>
-        </w:rPr>
-        <w:t xml:space="preserve"> ({STIEN_DCOC | vnd}</w:t>
+      <w:proofErr w:type="gramEnd"/>
+      <w:r>
+        <w:rPr>
+          <w:rFonts w:ascii="Times New Roman" w:eastAsia="Times New Roman" w:hAnsi="Times New Roman"/>
+          <w:color w:val="000000"/>
+          <w:sz w:val="26"/>
+          <w:szCs w:val="26"/>
+          <w:lang w:val="en-US"/>
+        </w:rPr>
+        <w:t xml:space="preserve"> ({STIEN_DCOC | </w:t>
+      </w:r>
+      <w:proofErr w:type="spellStart"/>
+      <w:r>
+        <w:rPr>
+          <w:rFonts w:ascii="Times New Roman" w:eastAsia="Times New Roman" w:hAnsi="Times New Roman"/>
+          <w:color w:val="000000"/>
+          <w:sz w:val="26"/>
+          <w:szCs w:val="26"/>
+          <w:lang w:val="en-US"/>
+        </w:rPr>
+        <w:t>vnd</w:t>
+      </w:r>
+      <w:proofErr w:type="spellEnd"/>
+      <w:r>
+        <w:rPr>
+          <w:rFonts w:ascii="Times New Roman" w:eastAsia="Times New Roman" w:hAnsi="Times New Roman"/>
+          <w:color w:val="000000"/>
+          <w:sz w:val="26"/>
+          <w:szCs w:val="26"/>
+          <w:lang w:val="en-US"/>
+        </w:rPr>
+        <w:t>}</w:t>
       </w:r>
       <w:r>
         <w:rPr>
@@ -706,27 +2330,215 @@
           <w:szCs w:val="26"/>
           <w:lang w:val="en-US"/>
         </w:rPr>
-        <w:t xml:space="preserve">Lý do hoàn trả: </w:t>
-      </w:r>
-      <w:r>
-        <w:rPr>
-          <w:rFonts w:ascii="Times New Roman" w:eastAsia="Times New Roman" w:hAnsi="Times New Roman"/>
-          <w:color w:val="000000"/>
-          <w:sz w:val="26"/>
-          <w:szCs w:val="26"/>
-          <w:lang w:val="en-US"/>
-        </w:rPr>
-        <w:t>Chấm dứt h</w:t>
-      </w:r>
-      <w:r>
-        <w:rPr>
-          <w:rFonts w:ascii="Times New Roman" w:eastAsia="Times New Roman" w:hAnsi="Times New Roman"/>
-          <w:color w:val="000000"/>
-          <w:sz w:val="26"/>
-          <w:szCs w:val="26"/>
-          <w:lang w:val="en-US"/>
-        </w:rPr>
-        <w:t>ợp đồng mua bán điện.</w:t>
+        <w:t xml:space="preserve">Lý do </w:t>
+      </w:r>
+      <w:proofErr w:type="spellStart"/>
+      <w:r>
+        <w:rPr>
+          <w:rFonts w:ascii="Times New Roman" w:eastAsia="Times New Roman" w:hAnsi="Times New Roman"/>
+          <w:color w:val="000000"/>
+          <w:sz w:val="26"/>
+          <w:szCs w:val="26"/>
+          <w:lang w:val="en-US"/>
+        </w:rPr>
+        <w:t>hoàn</w:t>
+      </w:r>
+      <w:proofErr w:type="spellEnd"/>
+      <w:r>
+        <w:rPr>
+          <w:rFonts w:ascii="Times New Roman" w:eastAsia="Times New Roman" w:hAnsi="Times New Roman"/>
+          <w:color w:val="000000"/>
+          <w:sz w:val="26"/>
+          <w:szCs w:val="26"/>
+          <w:lang w:val="en-US"/>
+        </w:rPr>
+        <w:t xml:space="preserve"> </w:t>
+      </w:r>
+      <w:proofErr w:type="spellStart"/>
+      <w:r>
+        <w:rPr>
+          <w:rFonts w:ascii="Times New Roman" w:eastAsia="Times New Roman" w:hAnsi="Times New Roman"/>
+          <w:color w:val="000000"/>
+          <w:sz w:val="26"/>
+          <w:szCs w:val="26"/>
+          <w:lang w:val="en-US"/>
+        </w:rPr>
+        <w:t>trả</w:t>
+      </w:r>
+      <w:proofErr w:type="spellEnd"/>
+      <w:r>
+        <w:rPr>
+          <w:rFonts w:ascii="Times New Roman" w:eastAsia="Times New Roman" w:hAnsi="Times New Roman"/>
+          <w:color w:val="000000"/>
+          <w:sz w:val="26"/>
+          <w:szCs w:val="26"/>
+          <w:lang w:val="en-US"/>
+        </w:rPr>
+        <w:t xml:space="preserve">: </w:t>
+      </w:r>
+      <w:proofErr w:type="spellStart"/>
+      <w:r>
+        <w:rPr>
+          <w:rFonts w:ascii="Times New Roman" w:eastAsia="Times New Roman" w:hAnsi="Times New Roman"/>
+          <w:color w:val="000000"/>
+          <w:sz w:val="26"/>
+          <w:szCs w:val="26"/>
+          <w:lang w:val="en-US"/>
+        </w:rPr>
+        <w:t>Chấm</w:t>
+      </w:r>
+      <w:proofErr w:type="spellEnd"/>
+      <w:r>
+        <w:rPr>
+          <w:rFonts w:ascii="Times New Roman" w:eastAsia="Times New Roman" w:hAnsi="Times New Roman"/>
+          <w:color w:val="000000"/>
+          <w:sz w:val="26"/>
+          <w:szCs w:val="26"/>
+          <w:lang w:val="en-US"/>
+        </w:rPr>
+        <w:t xml:space="preserve"> </w:t>
+      </w:r>
+      <w:proofErr w:type="spellStart"/>
+      <w:r>
+        <w:rPr>
+          <w:rFonts w:ascii="Times New Roman" w:eastAsia="Times New Roman" w:hAnsi="Times New Roman"/>
+          <w:color w:val="000000"/>
+          <w:sz w:val="26"/>
+          <w:szCs w:val="26"/>
+          <w:lang w:val="en-US"/>
+        </w:rPr>
+        <w:t>dứt</w:t>
+      </w:r>
+      <w:proofErr w:type="spellEnd"/>
+      <w:r>
+        <w:rPr>
+          <w:rFonts w:ascii="Times New Roman" w:eastAsia="Times New Roman" w:hAnsi="Times New Roman"/>
+          <w:color w:val="000000"/>
+          <w:sz w:val="26"/>
+          <w:szCs w:val="26"/>
+          <w:lang w:val="en-US"/>
+        </w:rPr>
+        <w:t xml:space="preserve"> </w:t>
+      </w:r>
+      <w:proofErr w:type="spellStart"/>
+      <w:r>
+        <w:rPr>
+          <w:rFonts w:ascii="Times New Roman" w:eastAsia="Times New Roman" w:hAnsi="Times New Roman"/>
+          <w:color w:val="000000"/>
+          <w:sz w:val="26"/>
+          <w:szCs w:val="26"/>
+          <w:lang w:val="en-US"/>
+        </w:rPr>
+        <w:t>h</w:t>
+      </w:r>
+      <w:r>
+        <w:rPr>
+          <w:rFonts w:ascii="Times New Roman" w:eastAsia="Times New Roman" w:hAnsi="Times New Roman"/>
+          <w:color w:val="000000"/>
+          <w:sz w:val="26"/>
+          <w:szCs w:val="26"/>
+          <w:lang w:val="en-US"/>
+        </w:rPr>
+        <w:t>ợp</w:t>
+      </w:r>
+      <w:proofErr w:type="spellEnd"/>
+      <w:r>
+        <w:rPr>
+          <w:rFonts w:ascii="Times New Roman" w:eastAsia="Times New Roman" w:hAnsi="Times New Roman"/>
+          <w:color w:val="000000"/>
+          <w:sz w:val="26"/>
+          <w:szCs w:val="26"/>
+          <w:lang w:val="en-US"/>
+        </w:rPr>
+        <w:t xml:space="preserve"> </w:t>
+      </w:r>
+      <w:proofErr w:type="spellStart"/>
+      <w:r>
+        <w:rPr>
+          <w:rFonts w:ascii="Times New Roman" w:eastAsia="Times New Roman" w:hAnsi="Times New Roman"/>
+          <w:color w:val="000000"/>
+          <w:sz w:val="26"/>
+          <w:szCs w:val="26"/>
+          <w:lang w:val="en-US"/>
+        </w:rPr>
+        <w:t>đồng</w:t>
+      </w:r>
+      <w:proofErr w:type="spellEnd"/>
+      <w:r>
+        <w:rPr>
+          <w:rFonts w:ascii="Times New Roman" w:eastAsia="Times New Roman" w:hAnsi="Times New Roman"/>
+          <w:color w:val="000000"/>
+          <w:sz w:val="26"/>
+          <w:szCs w:val="26"/>
+          <w:lang w:val="en-US"/>
+        </w:rPr>
+        <w:t xml:space="preserve"> </w:t>
+      </w:r>
+      <w:proofErr w:type="spellStart"/>
+      <w:r>
+        <w:rPr>
+          <w:rFonts w:ascii="Times New Roman" w:eastAsia="Times New Roman" w:hAnsi="Times New Roman"/>
+          <w:color w:val="000000"/>
+          <w:sz w:val="26"/>
+          <w:szCs w:val="26"/>
+          <w:lang w:val="en-US"/>
+        </w:rPr>
+        <w:t>mua</w:t>
+      </w:r>
+      <w:proofErr w:type="spellEnd"/>
+      <w:r>
+        <w:rPr>
+          <w:rFonts w:ascii="Times New Roman" w:eastAsia="Times New Roman" w:hAnsi="Times New Roman"/>
+          <w:color w:val="000000"/>
+          <w:sz w:val="26"/>
+          <w:szCs w:val="26"/>
+          <w:lang w:val="en-US"/>
+        </w:rPr>
+        <w:t xml:space="preserve"> </w:t>
+      </w:r>
+      <w:proofErr w:type="spellStart"/>
+      <w:r>
+        <w:rPr>
+          <w:rFonts w:ascii="Times New Roman" w:eastAsia="Times New Roman" w:hAnsi="Times New Roman"/>
+          <w:color w:val="000000"/>
+          <w:sz w:val="26"/>
+          <w:szCs w:val="26"/>
+          <w:lang w:val="en-US"/>
+        </w:rPr>
+        <w:t>bán</w:t>
+      </w:r>
+      <w:proofErr w:type="spellEnd"/>
+      <w:r>
+        <w:rPr>
+          <w:rFonts w:ascii="Times New Roman" w:eastAsia="Times New Roman" w:hAnsi="Times New Roman"/>
+          <w:color w:val="000000"/>
+          <w:sz w:val="26"/>
+          <w:szCs w:val="26"/>
+          <w:lang w:val="en-US"/>
+        </w:rPr>
+        <w:t xml:space="preserve"> </w:t>
+      </w:r>
+      <w:proofErr w:type="spellStart"/>
+      <w:r>
+        <w:rPr>
+          <w:rFonts w:ascii="Times New Roman" w:eastAsia="Times New Roman" w:hAnsi="Times New Roman"/>
+          <w:color w:val="000000"/>
+          <w:sz w:val="26"/>
+          <w:szCs w:val="26"/>
+          <w:lang w:val="en-US"/>
+        </w:rPr>
+        <w:t>điện</w:t>
+      </w:r>
+      <w:proofErr w:type="spellEnd"/>
+      <w:r>
+        <w:rPr>
+          <w:rFonts w:ascii="Times New Roman" w:eastAsia="Times New Roman" w:hAnsi="Times New Roman"/>
+          <w:color w:val="000000"/>
+          <w:sz w:val="26"/>
+          <w:szCs w:val="26"/>
+          <w:lang w:val="en-US"/>
+        </w:rPr>
+        <w:t>.</w:t>
       </w:r>
     </w:p>
     <w:p>
@@ -750,17 +2562,281 @@
           <w:szCs w:val="26"/>
           <w:lang w:val="en-US"/>
         </w:rPr>
-        <w:t>Thông tin tài khoản hoàn trả:</w:t>
-      </w:r>
-      <w:r>
-        <w:rPr>
-          <w:rFonts w:ascii="Times New Roman" w:eastAsia="Times New Roman" w:hAnsi="Times New Roman"/>
-          <w:color w:val="000000"/>
-          <w:sz w:val="26"/>
-          <w:szCs w:val="26"/>
-          <w:lang w:val="en-US"/>
-        </w:rPr>
-        <w:t xml:space="preserve"> Theo giấy đề nghị hoàn trả của khách hàng.</w:t>
+        <w:t xml:space="preserve">Thông tin </w:t>
+      </w:r>
+      <w:proofErr w:type="spellStart"/>
+      <w:r>
+        <w:rPr>
+          <w:rFonts w:ascii="Times New Roman" w:eastAsia="Times New Roman" w:hAnsi="Times New Roman"/>
+          <w:color w:val="000000"/>
+          <w:sz w:val="26"/>
+          <w:szCs w:val="26"/>
+          <w:lang w:val="en-US"/>
+        </w:rPr>
+        <w:t>tài</w:t>
+      </w:r>
+      <w:proofErr w:type="spellEnd"/>
+      <w:r>
+        <w:rPr>
+          <w:rFonts w:ascii="Times New Roman" w:eastAsia="Times New Roman" w:hAnsi="Times New Roman"/>
+          <w:color w:val="000000"/>
+          <w:sz w:val="26"/>
+          <w:szCs w:val="26"/>
+          <w:lang w:val="en-US"/>
+        </w:rPr>
+        <w:t xml:space="preserve"> </w:t>
+      </w:r>
+      <w:proofErr w:type="spellStart"/>
+      <w:r>
+        <w:rPr>
+          <w:rFonts w:ascii="Times New Roman" w:eastAsia="Times New Roman" w:hAnsi="Times New Roman"/>
+          <w:color w:val="000000"/>
+          <w:sz w:val="26"/>
+          <w:szCs w:val="26"/>
+          <w:lang w:val="en-US"/>
+        </w:rPr>
+        <w:t>khoản</w:t>
+      </w:r>
+      <w:proofErr w:type="spellEnd"/>
+      <w:r>
+        <w:rPr>
+          <w:rFonts w:ascii="Times New Roman" w:eastAsia="Times New Roman" w:hAnsi="Times New Roman"/>
+          <w:color w:val="000000"/>
+          <w:sz w:val="26"/>
+          <w:szCs w:val="26"/>
+          <w:lang w:val="en-US"/>
+        </w:rPr>
+        <w:t xml:space="preserve"> </w:t>
+      </w:r>
+      <w:proofErr w:type="spellStart"/>
+      <w:r>
+        <w:rPr>
+          <w:rFonts w:ascii="Times New Roman" w:eastAsia="Times New Roman" w:hAnsi="Times New Roman"/>
+          <w:color w:val="000000"/>
+          <w:sz w:val="26"/>
+          <w:szCs w:val="26"/>
+          <w:lang w:val="en-US"/>
+        </w:rPr>
+        <w:t>hoàn</w:t>
+      </w:r>
+      <w:proofErr w:type="spellEnd"/>
+      <w:r>
+        <w:rPr>
+          <w:rFonts w:ascii="Times New Roman" w:eastAsia="Times New Roman" w:hAnsi="Times New Roman"/>
+          <w:color w:val="000000"/>
+          <w:sz w:val="26"/>
+          <w:szCs w:val="26"/>
+          <w:lang w:val="en-US"/>
+        </w:rPr>
+        <w:t xml:space="preserve"> </w:t>
+      </w:r>
+      <w:proofErr w:type="spellStart"/>
+      <w:r>
+        <w:rPr>
+          <w:rFonts w:ascii="Times New Roman" w:eastAsia="Times New Roman" w:hAnsi="Times New Roman"/>
+          <w:color w:val="000000"/>
+          <w:sz w:val="26"/>
+          <w:szCs w:val="26"/>
+          <w:lang w:val="en-US"/>
+        </w:rPr>
+        <w:t>trả</w:t>
+      </w:r>
+      <w:proofErr w:type="spellEnd"/>
+      <w:r>
+        <w:rPr>
+          <w:rFonts w:ascii="Times New Roman" w:eastAsia="Times New Roman" w:hAnsi="Times New Roman"/>
+          <w:color w:val="000000"/>
+          <w:sz w:val="26"/>
+          <w:szCs w:val="26"/>
+          <w:lang w:val="en-US"/>
+        </w:rPr>
+        <w:t>:</w:t>
+      </w:r>
+      <w:r>
+        <w:rPr>
+          <w:rFonts w:ascii="Times New Roman" w:eastAsia="Times New Roman" w:hAnsi="Times New Roman"/>
+          <w:color w:val="000000"/>
+          <w:sz w:val="26"/>
+          <w:szCs w:val="26"/>
+          <w:lang w:val="en-US"/>
+        </w:rPr>
+        <w:t xml:space="preserve"> Theo </w:t>
+      </w:r>
+      <w:proofErr w:type="spellStart"/>
+      <w:r>
+        <w:rPr>
+          <w:rFonts w:ascii="Times New Roman" w:eastAsia="Times New Roman" w:hAnsi="Times New Roman"/>
+          <w:color w:val="000000"/>
+          <w:sz w:val="26"/>
+          <w:szCs w:val="26"/>
+          <w:lang w:val="en-US"/>
+        </w:rPr>
+        <w:t>giấy</w:t>
+      </w:r>
+      <w:proofErr w:type="spellEnd"/>
+      <w:r>
+        <w:rPr>
+          <w:rFonts w:ascii="Times New Roman" w:eastAsia="Times New Roman" w:hAnsi="Times New Roman"/>
+          <w:color w:val="000000"/>
+          <w:sz w:val="26"/>
+          <w:szCs w:val="26"/>
+          <w:lang w:val="en-US"/>
+        </w:rPr>
+        <w:t xml:space="preserve"> </w:t>
+      </w:r>
+      <w:proofErr w:type="spellStart"/>
+      <w:r>
+        <w:rPr>
+          <w:rFonts w:ascii="Times New Roman" w:eastAsia="Times New Roman" w:hAnsi="Times New Roman"/>
+          <w:color w:val="000000"/>
+          <w:sz w:val="26"/>
+          <w:szCs w:val="26"/>
+          <w:lang w:val="en-US"/>
+        </w:rPr>
+        <w:t>đề</w:t>
+      </w:r>
+      <w:proofErr w:type="spellEnd"/>
+      <w:r>
+        <w:rPr>
+          <w:rFonts w:ascii="Times New Roman" w:eastAsia="Times New Roman" w:hAnsi="Times New Roman"/>
+          <w:color w:val="000000"/>
+          <w:sz w:val="26"/>
+          <w:szCs w:val="26"/>
+          <w:lang w:val="en-US"/>
+        </w:rPr>
+        <w:t xml:space="preserve"> </w:t>
+      </w:r>
+      <w:proofErr w:type="spellStart"/>
+      <w:r>
+        <w:rPr>
+          <w:rFonts w:ascii="Times New Roman" w:eastAsia="Times New Roman" w:hAnsi="Times New Roman"/>
+          <w:color w:val="000000"/>
+          <w:sz w:val="26"/>
+          <w:szCs w:val="26"/>
+          <w:lang w:val="en-US"/>
+        </w:rPr>
+        <w:t>nghị</w:t>
+      </w:r>
+      <w:proofErr w:type="spellEnd"/>
+      <w:r>
+        <w:rPr>
+          <w:rFonts w:ascii="Times New Roman" w:eastAsia="Times New Roman" w:hAnsi="Times New Roman"/>
+          <w:color w:val="000000"/>
+          <w:sz w:val="26"/>
+          <w:szCs w:val="26"/>
+          <w:lang w:val="en-US"/>
+        </w:rPr>
+        <w:t xml:space="preserve"> </w:t>
+      </w:r>
+      <w:proofErr w:type="spellStart"/>
+      <w:r>
+        <w:rPr>
+          <w:rFonts w:ascii="Times New Roman" w:eastAsia="Times New Roman" w:hAnsi="Times New Roman"/>
+          <w:color w:val="000000"/>
+          <w:sz w:val="26"/>
+          <w:szCs w:val="26"/>
+          <w:lang w:val="en-US"/>
+        </w:rPr>
+        <w:t>hoàn</w:t>
+      </w:r>
+      <w:proofErr w:type="spellEnd"/>
+      <w:r>
+        <w:rPr>
+          <w:rFonts w:ascii="Times New Roman" w:eastAsia="Times New Roman" w:hAnsi="Times New Roman"/>
+          <w:color w:val="000000"/>
+          <w:sz w:val="26"/>
+          <w:szCs w:val="26"/>
+          <w:lang w:val="en-US"/>
+        </w:rPr>
+        <w:t xml:space="preserve"> </w:t>
+      </w:r>
+      <w:proofErr w:type="spellStart"/>
+      <w:r>
+        <w:rPr>
+          <w:rFonts w:ascii="Times New Roman" w:eastAsia="Times New Roman" w:hAnsi="Times New Roman"/>
+          <w:color w:val="000000"/>
+          <w:sz w:val="26"/>
+          <w:szCs w:val="26"/>
+          <w:lang w:val="en-US"/>
+        </w:rPr>
+        <w:t>trả</w:t>
+      </w:r>
+      <w:proofErr w:type="spellEnd"/>
+      <w:r>
+        <w:rPr>
+          <w:rFonts w:ascii="Times New Roman" w:eastAsia="Times New Roman" w:hAnsi="Times New Roman"/>
+          <w:color w:val="000000"/>
+          <w:sz w:val="26"/>
+          <w:szCs w:val="26"/>
+          <w:lang w:val="en-US"/>
+        </w:rPr>
+        <w:t xml:space="preserve"> </w:t>
+      </w:r>
+      <w:proofErr w:type="spellStart"/>
+      <w:r>
+        <w:rPr>
+          <w:rFonts w:ascii="Times New Roman" w:eastAsia="Times New Roman" w:hAnsi="Times New Roman"/>
+          <w:color w:val="000000"/>
+          <w:sz w:val="26"/>
+          <w:szCs w:val="26"/>
+          <w:lang w:val="en-US"/>
+        </w:rPr>
+        <w:t>của</w:t>
+      </w:r>
+      <w:proofErr w:type="spellEnd"/>
+      <w:r>
+        <w:rPr>
+          <w:rFonts w:ascii="Times New Roman" w:eastAsia="Times New Roman" w:hAnsi="Times New Roman"/>
+          <w:color w:val="000000"/>
+          <w:sz w:val="26"/>
+          <w:szCs w:val="26"/>
+          <w:lang w:val="en-US"/>
+        </w:rPr>
+        <w:t xml:space="preserve"> </w:t>
+      </w:r>
+      <w:proofErr w:type="spellStart"/>
+      <w:r>
+        <w:rPr>
+          <w:rFonts w:ascii="Times New Roman" w:eastAsia="Times New Roman" w:hAnsi="Times New Roman"/>
+          <w:color w:val="000000"/>
+          <w:sz w:val="26"/>
+          <w:szCs w:val="26"/>
+          <w:lang w:val="en-US"/>
+        </w:rPr>
+        <w:t>khách</w:t>
+      </w:r>
+      <w:proofErr w:type="spellEnd"/>
+      <w:r>
+        <w:rPr>
+          <w:rFonts w:ascii="Times New Roman" w:eastAsia="Times New Roman" w:hAnsi="Times New Roman"/>
+          <w:color w:val="000000"/>
+          <w:sz w:val="26"/>
+          <w:szCs w:val="26"/>
+          <w:lang w:val="en-US"/>
+        </w:rPr>
+        <w:t xml:space="preserve"> </w:t>
+      </w:r>
+      <w:proofErr w:type="spellStart"/>
+      <w:r>
+        <w:rPr>
+          <w:rFonts w:ascii="Times New Roman" w:eastAsia="Times New Roman" w:hAnsi="Times New Roman"/>
+          <w:color w:val="000000"/>
+          <w:sz w:val="26"/>
+          <w:szCs w:val="26"/>
+          <w:lang w:val="en-US"/>
+        </w:rPr>
+        <w:t>hàng</w:t>
+      </w:r>
+      <w:proofErr w:type="spellEnd"/>
+      <w:r>
+        <w:rPr>
+          <w:rFonts w:ascii="Times New Roman" w:eastAsia="Times New Roman" w:hAnsi="Times New Roman"/>
+          <w:color w:val="000000"/>
+          <w:sz w:val="26"/>
+          <w:szCs w:val="26"/>
+          <w:lang w:val="en-US"/>
+        </w:rPr>
+        <w:t>.</w:t>
       </w:r>
     </w:p>
     <w:p>
@@ -782,7 +2858,27 @@
           <w:lang w:val="en-US"/>
         </w:rPr>
         <w:tab/>
-        <w:t>Trân trọng./.</w:t>
+        <w:t xml:space="preserve">Trân </w:t>
+      </w:r>
+      <w:proofErr w:type="spellStart"/>
+      <w:r>
+        <w:rPr>
+          <w:rFonts w:ascii="Times New Roman" w:eastAsia="Times New Roman" w:hAnsi="Times New Roman"/>
+          <w:sz w:val="26"/>
+          <w:szCs w:val="26"/>
+          <w:lang w:val="en-US"/>
+        </w:rPr>
+        <w:t>trọng</w:t>
+      </w:r>
+      <w:proofErr w:type="spellEnd"/>
+      <w:r>
+        <w:rPr>
+          <w:rFonts w:ascii="Times New Roman" w:eastAsia="Times New Roman" w:hAnsi="Times New Roman"/>
+          <w:sz w:val="26"/>
+          <w:szCs w:val="26"/>
+          <w:lang w:val="en-US"/>
+        </w:rPr>
+        <w:t>./.</w:t>
       </w:r>
     </w:p>
     <w:tbl>
@@ -841,7 +2937,31 @@
                 <w:szCs w:val="26"/>
                 <w:lang w:val="en-US"/>
               </w:rPr>
-              <w:t xml:space="preserve">Xuân Lộc, ngày  </w:t>
+              <w:t xml:space="preserve">Xuân Lộc, </w:t>
+            </w:r>
+            <w:proofErr w:type="spellStart"/>
+            <w:r>
+              <w:rPr>
+                <w:rFonts w:ascii="Times New Roman" w:eastAsia="Times New Roman" w:hAnsi="Times New Roman"/>
+                <w:i/>
+                <w:color w:val="000000"/>
+                <w:sz w:val="26"/>
+                <w:szCs w:val="26"/>
+                <w:lang w:val="en-US"/>
+              </w:rPr>
+              <w:t>ngày</w:t>
+            </w:r>
+            <w:proofErr w:type="spellEnd"/>
+            <w:r>
+              <w:rPr>
+                <w:rFonts w:ascii="Times New Roman" w:eastAsia="Times New Roman" w:hAnsi="Times New Roman"/>
+                <w:i/>
+                <w:color w:val="000000"/>
+                <w:sz w:val="26"/>
+                <w:szCs w:val="26"/>
+                <w:lang w:val="en-US"/>
+              </w:rPr>
+              <w:t xml:space="preserve">  </w:t>
             </w:r>
             <w:r>
               <w:rPr>
@@ -863,7 +2983,31 @@
                 <w:szCs w:val="26"/>
                 <w:lang w:val="en-US"/>
               </w:rPr>
-              <w:t xml:space="preserve">  tháng </w:t>
+              <w:t xml:space="preserve">  </w:t>
+            </w:r>
+            <w:proofErr w:type="spellStart"/>
+            <w:r>
+              <w:rPr>
+                <w:rFonts w:ascii="Times New Roman" w:eastAsia="Times New Roman" w:hAnsi="Times New Roman"/>
+                <w:i/>
+                <w:color w:val="000000"/>
+                <w:sz w:val="26"/>
+                <w:szCs w:val="26"/>
+                <w:lang w:val="en-US"/>
+              </w:rPr>
+              <w:t>tháng</w:t>
+            </w:r>
+            <w:proofErr w:type="spellEnd"/>
+            <w:r>
+              <w:rPr>
+                <w:rFonts w:ascii="Times New Roman" w:eastAsia="Times New Roman" w:hAnsi="Times New Roman"/>
+                <w:i/>
+                <w:color w:val="000000"/>
+                <w:sz w:val="26"/>
+                <w:szCs w:val="26"/>
+                <w:lang w:val="en-US"/>
+              </w:rPr>
+              <w:t xml:space="preserve"> </w:t>
             </w:r>
             <w:r>
               <w:rPr>
@@ -885,7 +3029,42 @@
                 <w:szCs w:val="26"/>
                 <w:lang w:val="en-US"/>
               </w:rPr>
-              <w:t xml:space="preserve">  năm 2025</w:t>
+              <w:t xml:space="preserve">  </w:t>
+            </w:r>
+            <w:proofErr w:type="spellStart"/>
+            <w:r>
+              <w:rPr>
+                <w:rFonts w:ascii="Times New Roman" w:eastAsia="Times New Roman" w:hAnsi="Times New Roman"/>
+                <w:i/>
+                <w:color w:val="000000"/>
+                <w:sz w:val="26"/>
+                <w:szCs w:val="26"/>
+                <w:lang w:val="en-US"/>
+              </w:rPr>
+              <w:t>năm</w:t>
+            </w:r>
+            <w:proofErr w:type="spellEnd"/>
+            <w:r>
+              <w:rPr>
+                <w:rFonts w:ascii="Times New Roman" w:eastAsia="Times New Roman" w:hAnsi="Times New Roman"/>
+                <w:i/>
+                <w:color w:val="000000"/>
+                <w:sz w:val="26"/>
+                <w:szCs w:val="26"/>
+                <w:lang w:val="en-US"/>
+              </w:rPr>
+              <w:t xml:space="preserve"> 202</w:t>
+            </w:r>
+            <w:r>
+              <w:rPr>
+                <w:rFonts w:ascii="Times New Roman" w:eastAsia="Times New Roman" w:hAnsi="Times New Roman"/>
+                <w:i/>
+                <w:color w:val="000000"/>
+                <w:sz w:val="26"/>
+                <w:szCs w:val="26"/>
+                <w:lang w:val="en-US"/>
+              </w:rPr>
+              <w:t>6</w:t>
             </w:r>
           </w:p>
           <w:p>
@@ -912,6 +3091,7 @@
           <w:p>
             <w:pPr>
               <w:spacing w:after="0" w:line="240" w:lineRule="auto"/>
+              <w:jc w:val="center"/>
               <w:rPr>
                 <w:rFonts w:ascii="Times New Roman" w:eastAsia="Times New Roman" w:hAnsi="Times New Roman"/>
                 <w:b/>
@@ -930,7 +3110,7 @@
                 <w:szCs w:val="26"/>
                 <w:lang w:val="en-US"/>
               </w:rPr>
-              <w:t xml:space="preserve">       NGƯỜI LẬP</w:t>
+              <w:t>NGƯỜI LẬP</w:t>
             </w:r>
           </w:p>
         </w:tc>
@@ -1123,6 +3303,7 @@
           <w:p>
             <w:pPr>
               <w:spacing w:after="0" w:line="240" w:lineRule="auto"/>
+              <w:jc w:val="center"/>
               <w:rPr>
                 <w:rFonts w:ascii="Times New Roman" w:eastAsia="Times New Roman" w:hAnsi="Times New Roman"/>
                 <w:b/>
@@ -1141,7 +3322,7 @@
                 <w:szCs w:val="26"/>
                 <w:lang w:val="en-US"/>
               </w:rPr>
-              <w:t>Nguyễn Đình Trường</w:t>
+              <w:t>{nick}</w:t>
             </w:r>
           </w:p>
         </w:tc>

--- a/templates/CMIS/KyQuy-HoanTra.docx
+++ b/templates/CMIS/KyQuy-HoanTra.docx
@@ -641,6 +641,7 @@
         </w:rPr>
         <w:t xml:space="preserve">. Tổ Kinh Doanh đề nghị Tổ Tổng Hợp hoàn trả </w:t>
       </w:r>
+      <w:proofErr w:type="spellStart"/>
       <w:r>
         <w:rPr>
           <w:rFonts w:ascii="Times New Roman" w:eastAsia="Times New Roman" w:hAnsi="Times New Roman"/>
@@ -649,8 +650,31 @@
           <w:szCs w:val="26"/>
           <w:lang w:val="en-US"/>
         </w:rPr>
-        <w:t>đặt cọc</w:t>
-      </w:r>
+        <w:t>đặt</w:t>
+      </w:r>
+      <w:proofErr w:type="spellEnd"/>
+      <w:r>
+        <w:rPr>
+          <w:rFonts w:ascii="Times New Roman" w:eastAsia="Times New Roman" w:hAnsi="Times New Roman"/>
+          <w:color w:val="000000"/>
+          <w:sz w:val="26"/>
+          <w:szCs w:val="26"/>
+          <w:lang w:val="en-US"/>
+        </w:rPr>
+        <w:t xml:space="preserve"> </w:t>
+      </w:r>
+      <w:proofErr w:type="spellStart"/>
+      <w:r>
+        <w:rPr>
+          <w:rFonts w:ascii="Times New Roman" w:eastAsia="Times New Roman" w:hAnsi="Times New Roman"/>
+          <w:color w:val="000000"/>
+          <w:sz w:val="26"/>
+          <w:szCs w:val="26"/>
+          <w:lang w:val="en-US"/>
+        </w:rPr>
+        <w:t>cọc</w:t>
+      </w:r>
+      <w:proofErr w:type="spellEnd"/>
       <w:r>
         <w:rPr>
           <w:rFonts w:ascii="Times New Roman" w:eastAsia="Times New Roman" w:hAnsi="Times New Roman"/>
@@ -918,6 +942,7 @@
           <w:color w:val="000000"/>
           <w:sz w:val="26"/>
           <w:szCs w:val="26"/>
+          <w:lang w:val="en-US"/>
         </w:rPr>
       </w:pPr>
       <w:r>
@@ -936,7 +961,242 @@
           <w:sz w:val="26"/>
           <w:szCs w:val="26"/>
         </w:rPr>
-        <w:t xml:space="preserve"> Theo giấy đề nghị hoàn trả của khách hàng.</w:t>
+        <w:t xml:space="preserve"> </w:t>
+      </w:r>
+    </w:p>
+    <w:p>
+      <w:pPr>
+        <w:spacing w:before="120" w:after="120" w:line="300" w:lineRule="atLeast"/>
+        <w:ind w:left="993"/>
+        <w:jc w:val="both"/>
+        <w:rPr>
+          <w:rFonts w:ascii="Times New Roman" w:eastAsia="Times New Roman" w:hAnsi="Times New Roman"/>
+          <w:color w:val="000000"/>
+          <w:sz w:val="26"/>
+          <w:szCs w:val="26"/>
+          <w:lang w:val="en-US"/>
+        </w:rPr>
+      </w:pPr>
+      <w:r>
+        <w:rPr>
+          <w:rFonts w:ascii="Times New Roman" w:eastAsia="Times New Roman" w:hAnsi="Times New Roman"/>
+          <w:color w:val="000000"/>
+          <w:sz w:val="26"/>
+          <w:szCs w:val="26"/>
+          <w:lang w:val="en-US"/>
+        </w:rPr>
+        <w:t xml:space="preserve"> + </w:t>
+      </w:r>
+      <w:proofErr w:type="spellStart"/>
+      <w:r>
+        <w:rPr>
+          <w:rFonts w:ascii="Times New Roman" w:eastAsia="Times New Roman" w:hAnsi="Times New Roman"/>
+          <w:color w:val="000000"/>
+          <w:sz w:val="26"/>
+          <w:szCs w:val="26"/>
+          <w:lang w:val="en-US"/>
+        </w:rPr>
+        <w:t>Chủ</w:t>
+      </w:r>
+      <w:proofErr w:type="spellEnd"/>
+      <w:r>
+        <w:rPr>
+          <w:rFonts w:ascii="Times New Roman" w:eastAsia="Times New Roman" w:hAnsi="Times New Roman"/>
+          <w:color w:val="000000"/>
+          <w:sz w:val="26"/>
+          <w:szCs w:val="26"/>
+          <w:lang w:val="en-US"/>
+        </w:rPr>
+        <w:t xml:space="preserve"> </w:t>
+      </w:r>
+      <w:proofErr w:type="spellStart"/>
+      <w:r>
+        <w:rPr>
+          <w:rFonts w:ascii="Times New Roman" w:eastAsia="Times New Roman" w:hAnsi="Times New Roman"/>
+          <w:color w:val="000000"/>
+          <w:sz w:val="26"/>
+          <w:szCs w:val="26"/>
+          <w:lang w:val="en-US"/>
+        </w:rPr>
+        <w:t>tài</w:t>
+      </w:r>
+      <w:proofErr w:type="spellEnd"/>
+      <w:r>
+        <w:rPr>
+          <w:rFonts w:ascii="Times New Roman" w:eastAsia="Times New Roman" w:hAnsi="Times New Roman"/>
+          <w:color w:val="000000"/>
+          <w:sz w:val="26"/>
+          <w:szCs w:val="26"/>
+          <w:lang w:val="en-US"/>
+        </w:rPr>
+        <w:t xml:space="preserve"> </w:t>
+      </w:r>
+      <w:proofErr w:type="spellStart"/>
+      <w:r>
+        <w:rPr>
+          <w:rFonts w:ascii="Times New Roman" w:eastAsia="Times New Roman" w:hAnsi="Times New Roman"/>
+          <w:color w:val="000000"/>
+          <w:sz w:val="26"/>
+          <w:szCs w:val="26"/>
+          <w:lang w:val="en-US"/>
+        </w:rPr>
+        <w:t>khoản</w:t>
+      </w:r>
+      <w:proofErr w:type="spellEnd"/>
+      <w:r>
+        <w:rPr>
+          <w:rFonts w:ascii="Times New Roman" w:eastAsia="Times New Roman" w:hAnsi="Times New Roman"/>
+          <w:color w:val="000000"/>
+          <w:sz w:val="26"/>
+          <w:szCs w:val="26"/>
+          <w:lang w:val="en-US"/>
+        </w:rPr>
+        <w:t xml:space="preserve">: </w:t>
+      </w:r>
+      <w:r>
+        <w:rPr>
+          <w:rFonts w:ascii="Times New Roman" w:eastAsia="Times New Roman" w:hAnsi="Times New Roman"/>
+          <w:color w:val="000000"/>
+          <w:sz w:val="26"/>
+          <w:szCs w:val="26"/>
+        </w:rPr>
+        <w:t>{TEN_KHANG}</w:t>
+      </w:r>
+    </w:p>
+    <w:p>
+      <w:pPr>
+        <w:spacing w:before="120" w:after="120" w:line="300" w:lineRule="atLeast"/>
+        <w:ind w:left="993"/>
+        <w:jc w:val="both"/>
+        <w:rPr>
+          <w:rFonts w:ascii="Times New Roman" w:eastAsia="Times New Roman" w:hAnsi="Times New Roman"/>
+          <w:color w:val="000000"/>
+          <w:sz w:val="26"/>
+          <w:szCs w:val="26"/>
+          <w:lang w:val="en-US"/>
+        </w:rPr>
+      </w:pPr>
+      <w:r>
+        <w:rPr>
+          <w:rFonts w:ascii="Times New Roman" w:eastAsia="Times New Roman" w:hAnsi="Times New Roman"/>
+          <w:color w:val="000000"/>
+          <w:sz w:val="26"/>
+          <w:szCs w:val="26"/>
+          <w:lang w:val="en-US"/>
+        </w:rPr>
+        <w:t xml:space="preserve"> + </w:t>
+      </w:r>
+      <w:proofErr w:type="spellStart"/>
+      <w:r>
+        <w:rPr>
+          <w:rFonts w:ascii="Times New Roman" w:eastAsia="Times New Roman" w:hAnsi="Times New Roman"/>
+          <w:color w:val="000000"/>
+          <w:sz w:val="26"/>
+          <w:szCs w:val="26"/>
+          <w:lang w:val="en-US"/>
+        </w:rPr>
+        <w:t>Số</w:t>
+      </w:r>
+      <w:proofErr w:type="spellEnd"/>
+      <w:r>
+        <w:rPr>
+          <w:rFonts w:ascii="Times New Roman" w:eastAsia="Times New Roman" w:hAnsi="Times New Roman"/>
+          <w:color w:val="000000"/>
+          <w:sz w:val="26"/>
+          <w:szCs w:val="26"/>
+          <w:lang w:val="en-US"/>
+        </w:rPr>
+        <w:t xml:space="preserve"> </w:t>
+      </w:r>
+      <w:proofErr w:type="spellStart"/>
+      <w:r>
+        <w:rPr>
+          <w:rFonts w:ascii="Times New Roman" w:eastAsia="Times New Roman" w:hAnsi="Times New Roman"/>
+          <w:color w:val="000000"/>
+          <w:sz w:val="26"/>
+          <w:szCs w:val="26"/>
+          <w:lang w:val="en-US"/>
+        </w:rPr>
+        <w:t>tài</w:t>
+      </w:r>
+      <w:proofErr w:type="spellEnd"/>
+      <w:r>
+        <w:rPr>
+          <w:rFonts w:ascii="Times New Roman" w:eastAsia="Times New Roman" w:hAnsi="Times New Roman"/>
+          <w:color w:val="000000"/>
+          <w:sz w:val="26"/>
+          <w:szCs w:val="26"/>
+          <w:lang w:val="en-US"/>
+        </w:rPr>
+        <w:t xml:space="preserve"> </w:t>
+      </w:r>
+      <w:proofErr w:type="spellStart"/>
+      <w:r>
+        <w:rPr>
+          <w:rFonts w:ascii="Times New Roman" w:eastAsia="Times New Roman" w:hAnsi="Times New Roman"/>
+          <w:color w:val="000000"/>
+          <w:sz w:val="26"/>
+          <w:szCs w:val="26"/>
+          <w:lang w:val="en-US"/>
+        </w:rPr>
+        <w:t>khoản</w:t>
+      </w:r>
+      <w:proofErr w:type="spellEnd"/>
+      <w:r>
+        <w:rPr>
+          <w:rFonts w:ascii="Times New Roman" w:eastAsia="Times New Roman" w:hAnsi="Times New Roman"/>
+          <w:color w:val="000000"/>
+          <w:sz w:val="26"/>
+          <w:szCs w:val="26"/>
+          <w:lang w:val="en-US"/>
+        </w:rPr>
+        <w:t>:</w:t>
+      </w:r>
+    </w:p>
+    <w:p>
+      <w:pPr>
+        <w:spacing w:before="120" w:after="120" w:line="300" w:lineRule="atLeast"/>
+        <w:ind w:left="993"/>
+        <w:jc w:val="both"/>
+        <w:rPr>
+          <w:rFonts w:ascii="Times New Roman" w:eastAsia="Times New Roman" w:hAnsi="Times New Roman"/>
+          <w:color w:val="000000"/>
+          <w:sz w:val="26"/>
+          <w:szCs w:val="26"/>
+          <w:lang w:val="en-US"/>
+        </w:rPr>
+      </w:pPr>
+      <w:r>
+        <w:rPr>
+          <w:rFonts w:ascii="Times New Roman" w:eastAsia="Times New Roman" w:hAnsi="Times New Roman"/>
+          <w:color w:val="000000"/>
+          <w:sz w:val="26"/>
+          <w:szCs w:val="26"/>
+          <w:lang w:val="en-US"/>
+        </w:rPr>
+        <w:t xml:space="preserve"> + Ngân </w:t>
+      </w:r>
+      <w:proofErr w:type="spellStart"/>
+      <w:r>
+        <w:rPr>
+          <w:rFonts w:ascii="Times New Roman" w:eastAsia="Times New Roman" w:hAnsi="Times New Roman"/>
+          <w:color w:val="000000"/>
+          <w:sz w:val="26"/>
+          <w:szCs w:val="26"/>
+          <w:lang w:val="en-US"/>
+        </w:rPr>
+        <w:t>hàng</w:t>
+      </w:r>
+      <w:proofErr w:type="spellEnd"/>
+      <w:r>
+        <w:rPr>
+          <w:rFonts w:ascii="Times New Roman" w:eastAsia="Times New Roman" w:hAnsi="Times New Roman"/>
+          <w:color w:val="000000"/>
+          <w:sz w:val="26"/>
+          <w:szCs w:val="26"/>
+          <w:lang w:val="en-US"/>
+        </w:rPr>
+        <w:t xml:space="preserve">: </w:t>
       </w:r>
     </w:p>
     <w:p>
